--- a/docs/SRパタコン_詳細仕様書_多色261003.docx
+++ b/docs/SRパタコン_詳細仕様書_多色261003.docx
@@ -75,7 +75,7 @@
           <w:sz w:val="20"/>
           <w:szCs w:val="20"/>
         </w:rPr>
-        <w:t>261003版 rev.47 ／ 2026年10月18日</w:t>
+        <w:t>261003版 rev.47 ／ 2026年10月18日（10月22日 訂正）</w:t>
       </w:r>
     </w:p>
     <w:p>
@@ -90,7 +90,7 @@
           <w:sz w:val="17"/>
           <w:szCs w:val="17"/>
         </w:rPr>
-        <w:t xml:space="preserve">rev.47 の改訂点（アプリと文書のみ。M5キャリコンは rev.46 のまま）: 編み機コントロールの接続先の初期値を ws://192.168.1.50:21075、探索の既定サブネットを 192.168.1 にし、サブネットの候補（SUBNET_PRESETS）を 192.168.0 / 192.168.1 / 10.0.0 / 172.16.0 にした（ほかは直接入力で選べる）。初期値を使うのは最初の起動だけで、つないだ接続先は覚えておき、サブネットは機器の応答から自動で直す。APP_REV を rev.47、APP_DATE を 2026-10-18 にし、4形式を直した。ファイル名の日付は 1017 のまま（1.3・7.2）。</w:t>
+        <w:t>2026-10-22 の訂正（文書とスケッチのコメントのみ。動作は変えていない。版は rev.47 のまま）: キャリッジのコネクタで OCD と OPC のピンが逆だったのを訂正した。正しくは OCD（キャリッジ方向）= XH 5（黒）・DIN 5、OPC（ポイントカム有効区間）= XH 7（灰）・DIN 2。ほかのピンは変わらない。M5キャリコンの GPIO の割り当て（ICD・IPC の M5-Bus のピン）は信号の名前で決めているので変わらないが、XH の番号で配線した基板は 5 番と 7 番の行き先を確かめる（6.9.1）。</w:t>
       </w:r>
     </w:p>
     <w:p>
@@ -105,7 +105,7 @@
           <w:sz w:val="17"/>
           <w:szCs w:val="17"/>
         </w:rPr>
-        <w:t xml:space="preserve">rev.46 の改訂点（ファームウェアと文書のみ。アプリは rev.45 のまま）: M5キャリコンの選針出力 ONS の論理を、キャリッジの INS と同じ L（GND）= 選針、H（5V）= 平編みに直した。rev.45 までは ONS_ACTIVE_HIGH = true で H を選針として出していて、INS の論理と逆だった。ONS_ACTIVE_HIGH の既定を false にした（true にすると H = 選針になる）。L が選針になったので、起動時は ONS を出力にする前に H（平編み）を出力レジスタに入れておき、出力にした瞬間に L を出さないようにした。電源を入れてから setup() までは M5 が ONS を駆動しないので、インタフェース側で H にプルアップしておく。キャリッジシミュレータ（INS = L で選針）と SRパタコンは変えていない（6.9.1・6.9.7）。</w:t>
+        <w:t xml:space="preserve">rev.47 の改訂点（アプリと文書のみ。M5キャリコンは rev.46 のまま）: 編み機コントロールの接続先の初期値を ws://192.168.1.50:21075、探索の既定サブネットを 192.168.1 にし、サブネットの候補（SUBNET_PRESETS）を 192.168.0 / 192.168.1 / 10.0.0 / 172.16.0 にした（ほかは直接入力で選べる）。初期値を使うのは最初の起動だけで、つないだ接続先は覚えておき、サブネットは機器の応答から自動で直す。APP_REV を rev.47、APP_DATE を 2026-10-18 にし、4形式を直した。ファイル名の日付は 1017 のまま（1.3・7.2）。</w:t>
       </w:r>
     </w:p>
     <w:p>
@@ -120,7 +120,7 @@
           <w:sz w:val="17"/>
           <w:szCs w:val="17"/>
         </w:rPr>
-        <w:t xml:space="preserve">rev.45 の改訂点（アプリのみ。M5キャリコンは rev.44 のまま）: 編み機コントロールのキャリッジ欄のツールチップに残っていた旧名を、M5キャリコンの記号（rev.44）に直した（カーソル ND1 → IN1、針の数 CCP → INP）。APP_REV を rev.45、APP_DATE を 2026-10-17 にし、4形式を生成し直した。動作は変えていない。あわせて 9.1 のバンドル生成の手順を、実際に使っているもの（esbuild 0.24.0、JSX は既定の React.createElement で変換）に直した（5.5・9.1・9.2）。ファイル名の日付を 1017 にした（SRパタコン多色1017.tsx / .jsx / _cdn.html / _offline.html。1.2）。</w:t>
+        <w:t xml:space="preserve">rev.46 の改訂点（ファームウェアと文書のみ。アプリは rev.45 のまま）: M5キャリコンの選針出力 ONS の論理を、キャリッジの INS と同じ L（GND）= 選針、H（5V）= 平編みに直した。rev.45 までは ONS_ACTIVE_HIGH = true で H を選針として出していて、INS の論理と逆だった。ONS_ACTIVE_HIGH の既定を false にした（true にすると H = 選針になる）。L が選針になったので、起動時は ONS を出力にする前に H（平編み）を出力レジスタに入れておき、出力にした瞬間に L を出さないようにした。電源を入れてから setup() までは M5 が ONS を駆動しないので、インタフェース側で H にプルアップしておく。キャリッジシミュレータ（INS = L で選針）と SRパタコンは変えていない（6.9.1・6.9.7）。</w:t>
       </w:r>
     </w:p>
     <w:p>
@@ -135,7 +135,7 @@
           <w:sz w:val="17"/>
           <w:szCs w:val="17"/>
         </w:rPr>
-        <w:t xml:space="preserve">rev.44 の改訂点（ファームウェアと文書のみ。動作は変えていない。アプリは rev.39 のまま）: M5キャリコンの GPIO の記号を、M5 から見た向きで I と O を付け替えた名前にした。ICD（キャリッジの OCD）、INP（ONP）、IPC（OPC）、IN1（ON1）、ONS（INS）。先頭の I は M5 へ入る信号、O は M5 から出る信号。キャリッジとキャリッジシミュレータは従来どおり OCD・ONP・OPC・ON1・INS。KnitCtrl_M5.ino の定数・関数・変数の名前（ONS_ACTIVE_HIGH・IPC_GATE・IN1_GUARD・isrInp・isrIn1・onsOff・ピンの構造体 IoPins など）とシリアルの [IO] 行もそろえ、本書の 6.3.6・6.9・9.2・10・付録A も M5 の記号で書いた（6.9.1）。</w:t>
+        <w:t xml:space="preserve">rev.45 の改訂点（アプリのみ。M5キャリコンは rev.44 のまま）: 編み機コントロールのキャリッジ欄のツールチップに残っていた旧名を、M5キャリコンの記号（rev.44）に直した（カーソル ND1 → IN1、針の数 CCP → INP）。APP_REV を rev.45、APP_DATE を 2026-10-17 にし、4形式を生成し直した。動作は変えていない。あわせて 9.1 のバンドル生成の手順を、実際に使っているもの（esbuild 0.24.0、JSX は既定の React.createElement で変換）に直した（5.5・9.1・9.2）。ファイル名の日付を 1017 にした（SRパタコン多色1017.tsx / .jsx / _cdn.html / _offline.html。1.2）。</w:t>
       </w:r>
     </w:p>
     <w:p>
@@ -150,7 +150,22 @@
           <w:sz w:val="17"/>
           <w:szCs w:val="17"/>
         </w:rPr>
-        <w:t>rev.43 の改訂点（ファームウェアと文書のみ。動作は変えていない。アプリは rev.39 のまま）: キャリッジの信号の名前を読みやすく改めた。OCD（キャリッジ方向。旧 HOK）、ONP（編み目カウント。旧 CCP）、OPC（ポイントカム有効区間。旧 KSL）、ON1（カーソル。旧 ND1）、INS（選針。旧 DOB）。先頭の O はキャリッジから出る信号、I はキャリッジへ入る信号。KnitCtrl_M5.ino の定数と関数の名前（INS_ACTIVE_HIGH・OPC_GATE・ON1_GUARD・isrOnp・isrOn1・insOff など）と、シリアルの [IO] 行もそろえた。キャリッジのコネクタ（DIN 7 ピン メス）と XH 8 ピン（ケーブル色）の対応を加えた（ON1 = DIN 1、OCD = DIN 2、INS = DIN 3、ONP = DIN 4、OPC = DIN 5。6.9.1）。rev.42 以前の改訂点は当時の名前のまま。rev.42 の改訂点（ファームウェアと音声。アプリは rev.39 のまま）: M5キャリコンの WebSocket の生存確認を、ライブラリのハートビート（全クライアント共通で ping 15 s・pong 待ち 3 s・連続 2 回の失敗で切る＝約 33〜48 秒）から自前の ping に替え、送信相手（SRパタコン）は応答（pong・フレーム）が LINK_TIMEOUT_MS（10 分）途絶えるまで切らないようにした。糸処理などでタブレットがスリープしても 10 分まではつないだままで、編み込みも止めない。探索のプローブなどそれ以外のクライアントは従来並みに PROBE_TIMEOUT_MS（36 秒）で切ってスロットを回収する。10 分で切ったときは音声 24「SRパタコンとの接続が切れました。SRパタコンから接続し直してください。」で警告し（送信中なら続けて音声 12）、相手が BYE なしで閉じたとき（タブレットのブラウザが接続を閉じた等）は、そこから 10 分つなぎ直さなければ音声 24 で警告する。SRパタコンの「切断」（BYE のあとの切断）と本体の A+C 長押しで「SRパタコン接続待ち」の画面になったときは、音声 23「SRパタコンとの接続を解除しました。SRパタコンの接続を待っています。」で知らせる。音声 23・24 を VOICEVOX:青山龍星で足した（7.4・6.9.5・6.9.6）。rev.41 の改訂点（ファームウェアのみ。アプリは rev.39、音声は rev.40 のまま）: M5キャリコンの「SRパタコン接続待ち」の画面で、B ボタンで音声の音量を下げ、C ボタンで上げられるようにした（C は短く押して離したとき。長押しは従来どおり WiFi 設定ポータル）。音量は 1〜10 の 10 段階（段階 × 25 を M5.Speaker の音量にする）で、変えるたびにその音量で短く鳴らし、端でそれ以上変えられないときは低い音を鳴らす。セットした音量は NVS（キー vol）に保存し、電源を切っても残す。保存がないときは 8（= 200。それまでの VOICE_VOLUME と同じ）。画面には音量のバーと「n/10」を出し、Core2 は画面の下のボタンの位置に合わせて「A 空通し」「B 音量－」「C 音量＋」を出す。CoreS3 は下のタッチボタンの名前を「B 音量－」「C 音量＋」に切り替える。接続待ちの間は B で開始側を切り替えない（つないだあと、本体の A で空通しを始めたあとは従来どおり）（6.9.5・6.9.6・6.9.7）。rev.40 の改訂点（音声とファームの文言のみ。アプリは rev.39 のまま）: 音声ガイドの WAV 22 個を、VOICEVOX の男性の声「青山龍星（ノーマル）」で作り直した（それまでは Open JTalk）。05・19 は「SRパタコン」と読み（「エスアールパタコン」）、空通しは「からどおし」と読む（ユーザー辞書で補う）。M5 の小さいスピーカーでは低音が出ないので 120 Hz 以下を落とし、ピーク −1 dB にそろえた。KnitCtrl_M5.ino は VOICE_TEXT の 05・19 の文を「SRパタコン」にしただけで、処理は変えていない。生成した音声を使うときは「VOICEVOX:青山龍星」とクレジットを記載する（6.9.6）。rev.39 の改訂点（アプリのみ。M5キャリコンは rev.38 のまま）: 編み機コントロールのキャリッジ表示で、キャリッジを実際にいる側に置き、矢印をそこから動かす向きへ出すようにした。右へ動かす指示はベッドの左側に置いたキャリッジと右矢印、左へ動かす指示は右側のキャリッジと左矢印になる。動いている間は左右の端へ飛ばさず、動き出した位置から今のトラバースで数えた針の分だけ進め（機器が針位置を合わせられていればその位置）、描く位置をなめらかに移す（useGlide）。以前は動き出した瞬間にキャリッジが行き先の端に描かれ、針位置が分かると途中へ戻るなど、左右へ飛んでいた。空通しの往路で動いたあと止まったときは「左端まで来たら右へ戻す」と戻る向きの矢印を、復路で動いたあと止まったときは「判定中…」を出す（5.5）。rev.38 の改訂点（ファームウェアのみ。アプリは rev.37 のまま）: M5キャリコンの LCD で、パターン表示を画面の下 1/3（Core2 は 80px。CoreS3 は下のタッチボタンを除いて 56px）にし、案内の領域を 142px に広げた。編み込み中は、今のデザイン段を 3 倍の黄色の数字で「段 14/40」のように大きく出し、パスは右上の糸色見本（その糸の色で塗る）に「パス 色n」と 3 倍の「p/P」で出す。段数が多く入りきらないとき（1000 段など）は今の段を 2 倍にする。表示専用のときも段を同じく大きく出す（6.7・6.9.5）。rev.37 の改訂点: rev.36 で入れたネットワーク障害時の自動再接続（10 回）と「再接続中」「ネットワーク障害」の表示、応答途絶の監視（6 秒）、STATUS の 2 秒ごとの送信と READY の [2] を取りやめた（糸処理などの待ち時間に再接続を促す表示が出て紛らわしいため）。M5Stack によるキャリッジコントローラー（KnitCtrl_M5。以下「M5キャリコン」）を「SRパタコン接続待ち」の画面にするのは、空通し等の待機中に SRパタコンの「切断」（BYE）で切ったときと、本体の A・C ボタンの同時長押しで切ったときだけにした。BYE なしで切れたとき（ネットワーク等）は画面を変えない（送信中なら従来どおり編み込みを止める）。本体の A・C ボタンを同時に 2 秒押すと、SRパタコンへ切断要求（0x85）を送ってリンクを切る。SRパタコンは切断要求を受けると BYE を返して閉じ、編み機コントロールを閉じてパターン表示モードに戻る。A ボタンは離したときに働くようにした（C と同時に押したときは働かない）（6.2・6.3.4・6.5.2・6.9.5・6.9.7・7.4）。rev.36 の改訂点（rev.37 で一部取り下げ）: SRパタコンの「切断」・閉じる・ページを離れるときに、閉じる直前に BYE（0x05）を送るようにした。あわせて入れたネットワーク障害時の自動再接続と表示は rev.37 で取りやめた。rev.35 の改訂点（ファームウェアのみ。アプリは rev.34 のまま）: M5 で、空通し待ちの間に SRパタコンとの接続が切れたら「SRパタコン接続待ち」の画面にするようにした。画面には「空通しの途中で切断（接続後に続けます）」と出し、まだ鳴らしていない置き場所の案内は捨てる。つなぎ直すと空通し待ちの案内に戻り、置き場所の音声をもう一度鳴らす。往路・復路の途中で切れたときは空通しを続け、終わったら（完了・不一致とも）接続待ちの画面にする。本体の A・B ボタンで始めた空通しは、アプリなしでも案内を出す（6.9.5）。rev.34 の改訂点: キャリッジシミュレータとつないで空通しすると、カーソルは 1 つなのに「カーソルが2つ以上あります」で一致しない不具合を直した。Core2 で ND1 と CCP の端がほぼ同時に来ると、ESP32 の割り込みは CCP（G13）を ND1（G36）より先に呼ぶため、isrCcp がレベルで数えたパルスに isrNd1 があとから印を付け、次の CCP で同じパルスをもう一度数えていた。直前の CCP で L を見たパルスには isrNd1 で印を付けないようにした（6.9.2）。空通しで検知したカーソルを STATUS（40 バイト）で知らせ、編み機コントロールのキャリッジ欄に、往路・復路それぞれ最初に検知したカーソルを 0 とした残りのカーソルの位置（進行方向へ何目あとか）を出すようにした（5.5 / 6.3.6 / 6.9.3）。機器の LCD の「パタコン」を「SRパタコン」にした（6.9.5）。rev.33 の改訂点: コントロール段の空通しの開始側の並びを、編み機と同じ「左端｜右端」（左のボタンが左端）にした（5.5）。M5 本体の電源を M-Bus の 5V からインタフェース基板と共有で受けるようにし、本体から M-Bus へ 5V を出す回路を起動時に切るようにした（MBUS_5V_INPUT、M5Unified の cfg.output_power = false。6.9.1 / 6.9.7）。rev.32 の改訂点: 編み機コントロールのコントロール段（スタートの左）に空通しボタンと開始側（右端／左端）を常に出すようにした。ポイントカムとカーソルの相対位置がアプリと機器に入っていない（空通しが済んでいない）あいだはスタートを押せず、空通しが済むと押せる。未接続のときもスタートを押せない。送信中は空通しを押せず、ストップすると押せて位置を設定し直せる。パターンの上にキャリッジ表示を置き、次に編む段を大きく出し、編み機のベッドの絵でキャリッジが左端／右端のどちらにあるか、右から左／左から右のどちらへ動かすかを矢印で示し、ポイントカム（PC1..）・選針区間・カーソルも並べる（5.5）。STATUS を 28 バイトにし、キャリッジの針位置を加えた（6.3.6）。あわせて、Arduino IDE でコンパイルすると「'Snap' does not name a type」で止まる不具合を直した。IDE が関数の宣言（プロトタイプ）を最初の関数の前へ自動で入れるため、その位置より後ろで定義していた構造体 Snap が宣言の時点で未定義になっていた。Snap を型定義の位置へ移した（9.2）。対象の機種を M5Stack Core2 と CoreS3（CoreS3 Lite・SE を含む）にし、Basic／Gray の対応をやめた。CoreS3 のピン（M5-Bus 16・15・21・4・22 = G17・G18・G6・G8・G7）と、A・B・C のボタンがない CoreS3 のための画面下のタッチボタンを加えた（6.9.1 / 6.9.7）。機器の LCD に、空通し待ちより前の段階として「パタコン接続待ち」を出すようにした（6.9.5）。rev.31 の改訂点: KnitCtrl_M5.ino を、M5Stack Core2 でシルバーリード電子キャリッジを実際に選針制御するファームウェアにした。最初に空通し（往復）でポイントカムとカーソルの位置を CCP のカウントで求め、往復で一致したら、カーソルを基準にした針位置で選針区間にパターンを出す。キャリッジの置き場所・動かす向き・段とパス・目数を LCD（日本語）と音声で案内し、パスを編み終えたら ACK を返す（6.9）。プロトコルを v3 とし、空通しを始める CALIB（0x04）、状態を知らせる STATUS（0x84）、空通し前の ROW_DATA を断る NAK code 4 を加えた（6.2 / 6.3.4〜6.3.6）。アプリの編み機コントロールにキャリッジ欄（空通しの開始側 右端／左端・空通し・キャリッジの位置と次に動かす向き・空通しの結果）を加え、v3 の機器では空通しが済むまでスタートできないようにした（5.5）。模擬サーバも空通しを返す（6.6）。音声ガイドの WAV 22 個を添付した（6.9.6）。rev.30 の改訂点: ヘッダーのアプリ名「SRパタコン」を白地に黒、その脇の版表示を黒地に白にした（9.3）。rev.29 の改訂点: ヘッダーの「SRパタコン」の脇の版表記を、見やすいチップ（「rev.29」）にした。ツールチップに版の日付（APP_DATE）と対応するファイル形式を出し、ブラウザのタブ名も「SRパタコン rev.29」にした（9.3）。rev.28 の改訂点: パターン集ファイルと現在のパターンの JSON に、ファイル形式の版（version）の確認を入れた。現在のパターンの JSON にも種類（format）・版・保存したアプリ（app）・保存日時を書く。保存は中身に必要な最も低い版で書き、読み込みでは版の無いファイルを v1 とし、このアプリより新しい版は理由を出して読まない。a を外した印を含むファイルを v2 とした（4.4.8 / 付録A）。rev.27 の改訂点: メニューの「パターン読み込み(SRテキスト)」のすぐ下に「現在のパターンをSRテキストで保存」を加えた。パターン集の内容に関係なく、編集中のパターン1件を SR00000 として knit-pattern-SR.txt に書き出す（4.4.3）。rev.26 の改訂点: パターンを編集したら「パターン集に追加」ボタンを緑にしてパターン集への登録を促し、パターン集に追加したら「パターン集を保存」ボタンを青にして保存を促すようにした（4.4.6）。rev.25 の改訂点: パレットのスウォッチをペンで長押ししてもカラー変更バーが開かなかった不具合を直した。押した瞬間にポインタをキャプチャしてペン先のぶれで取り消さないようにし、ブラウザや OS がペンのジェスチャとして横取り（pointercancel）しても長押しを続け、ペン・指の長押しで出る右クリック（contextmenu）もカラー変更バーを開く扱いにした（3.6）。rev.24 の改訂点: 編み機への転送と U-BOX・PC10 への書き出しでは、多色の色1パスに必ず aビット（&lt;）を付けて出すようにした。編集画面で a を外した印（CTRL_A_OFF）は画面の表示だけに効く。U-BOX・PC10 の読み込みで a の無い段に印を付ける処理はやめた（4.2.4 / 付録A）。rev.23 の改訂点: 多色の色1パスの aビット（指示記号 &lt;）も編集できるようにした。既定では従来どおり a を出し、外した段は control の bit4（CTRL_A_OFF）に印を立てて記録する。印は書き出し・転送では出さず（出すのは下位4bitだけ）、パターン集ファイルと JSON には印ごと保存する。U-BOX・PC10 の読み込みでは、色1パスに a が無い段に印を付けて取り込む（2.2 / 4.2.4 / 4.4.6 / 付録A）。rev.22 の改訂点: 編集モードで制御ビット・ブザーをマークできなかった不具合を直した（初期ツールのセル選択では制御マスを無効にしていたこと、多色の既定が編集できない「制御ビット表示モード」だったことが原因）。制御マスはどのツールでも編集できる。制御ビットのドロップリストは、2色では無効（色1パスに固定）、多色（n色）では色1パス〜色(n−1)パスとし、地色の色nパスと「制御ビット表示モード」は選択肢から外した。選んだ色パスのブザーと制御ビットだけを表示し、そのパスを編集する（4.2.4 / 付録A）。rev.21 の改訂点: 「選択・配置」パレットの段・目を足すボタンを、足す側を選べる 段↑+（上）・段↓+（下）・目←+（左）・目→+（右）にした。選択範囲があればその隣に選択の段数・目数ぶん、無ければ図案の端に1本足す。どちら側に足すのか分かりにくかった「段+」「目+」と、rev.20 の ←+・→+・↑+・↓+ は削除した。段−・目− は従来どおり（3.3 / 3.4 / 付録A）。rev.20 の改訂点: 「選択・配置」パレットに、図案の端へ1目・1段を足すボタン ←+（左端）・→+（右端）・↑+（最上段の上）・↓+（最下段の下）を加えた。選択範囲と配置中のゴーストは消さずに図案と一緒にずらす。あわせて、配置中の Enter が直前に押したボタンまで押し直してしまう不具合を直した（3.3 / 3.4 / 付録A）。rev.19 の改訂点: パターン集からのコピーで、コピー元と貼り先の色数（色パス数）が違うときは警告し、コピーしないようにした。先に貼り先の「色数」を合わせてもらう（自動では変えない）。ペーストと確定の時点でも同じ確認をする（4.4.7 / 付録A）。rev.18 の改訂点: 編集モードで、パターン集のパターンをコピーして図案の上に置き、位置を決めて貼り付けられるようにした。目数・段数の外（右端の右・最上段の上）へはみ出して貼るときは警告し、目数・段数を広げてから貼る（広げずに切り捨てることもできる）。配置中は図案の上と右に配置余白を出し、はみ出した部分も見えるようにした。編集モードではパターン集の「読込」を「コピー」とし、「DAT」と「削除」を無効にした（3.3 / 3.7 / 4.4.7 / 付録A）。rev.17 の改訂点: ペンツールのマークを入力の種類で分けた。タッチペン・マウスは1タップでマークし、ダブルタップが要るのは指だけにした。指のダブルタップは同じマスを必須とせず、1タップ目の押下位置から24ピクセル以内なら成立させ、マークは1タップ目のマスに付ける。判定時間は500msにした（タッチペンでダブルタップすると、ペン先のわずかなずれで2タップ目が隣のマスに入り、ダブルタップと認識されなかったため）（1.3 / 3.2）。rev.16 の改訂点: SRDS一式のZIPのファイル名を SRDS.zip に固定した（日付入りの SRDS.zip はどれをカードへ入れたのか分からなくなり混乱のもとになったため）（4.3.7 / 4.2 / 付録A）。rev.15 の改訂点: ペンでマスをマークする操作をダブルタップに変えた（タブレットで手やそでが触れてもマークされないようにするため）。1タップ目では描かず、長押しで地色に戻す操作は1タップ目からできる（3.2 / 付録A）。rev.14 の改訂点: パターン集ファイルにメモを持たせた。保存名ダイアログでメモを入力・編集し、ファイルへ書き出して読み戻し、パターン集ウィンドウではファイル名の下に表示する（4.4.6 / 付録A）。rev.13 の改訂点: カラー変更バーの「適用」（テキスト入力の Enter も同じ）で色を確定したら、バーを閉じるようにした（3.6）。rev.12 の改訂点: パレット窓のカラー変更バーを開閉式にし、スウォッチの長押しか見出しの「色」ボタンで下部に開くようにした。一括置換と全マス地色戻しもバーの中へ移した（3.6）。rev.11 の改訂点: ツールバーの「元に戻す」「やり直し」をセル選択の左へ移した（3.2）。</w:t>
+        <w:t xml:space="preserve">rev.44 の改訂点（ファームウェアと文書のみ。動作は変えていない。アプリは rev.39 のまま）: M5キャリコンの GPIO の記号を、M5 から見た向きで I と O を付け替えた名前にした。ICD（キャリッジの OCD）、INP（ONP）、IPC（OPC）、IN1（ON1）、ONS（INS）。先頭の I は M5 へ入る信号、O は M5 から出る信号。キャリッジとキャリッジシミュレータは従来どおり OCD・ONP・OPC・ON1・INS。KnitCtrl_M5.ino の定数・関数・変数の名前（ONS_ACTIVE_HIGH・IPC_GATE・IN1_GUARD・isrInp・isrIn1・onsOff・ピンの構造体 IoPins など）とシリアルの [IO] 行もそろえ、本書の 6.3.6・6.9・9.2・10・付録A も M5 の記号で書いた（6.9.1）。</w:t>
+      </w:r>
+    </w:p>
+    <w:p>
+      <w:pPr>
+        <w:spacing w:after="0" w:before="60"/>
+        <w:jc w:val="center"/>
+      </w:pPr>
+      <w:r>
+        <w:rPr>
+          <w:rFonts w:ascii="Noto Sans Mono CJK JP" w:cs="Noto Sans Mono CJK JP" w:eastAsia="Noto Sans Mono CJK JP" w:hAnsi="Noto Sans Mono CJK JP"/>
+          <w:color w:val="44546A"/>
+          <w:sz w:val="17"/>
+          <w:szCs w:val="17"/>
+        </w:rPr>
+        <w:t>rev.43 の改訂点（ファームウェアと文書のみ。動作は変えていない。アプリは rev.39 のまま）: キャリッジの信号の名前を読みやすく改めた。OCD（キャリッジ方向。旧 HOK）、ONP（編み目カウント。旧 CCP）、OPC（ポイントカム有効区間。旧 KSL）、ON1（カーソル。旧 ND1）、INS（選針。旧 DOB）。先頭の O はキャリッジから出る信号、I はキャリッジへ入る信号。KnitCtrl_M5.ino の定数と関数の名前（INS_ACTIVE_HIGH・OPC_GATE・ON1_GUARD・isrOnp・isrOn1・insOff など）と、シリアルの [IO] 行もそろえた。キャリッジのコネクタ（DIN 7 ピン メス）と XH 8 ピン（ケーブル色）の対応を加えた（ON1 = DIN 1、OCD = DIN 2、INS = DIN 3、ONP = DIN 4、OPC = DIN 5。6.9.1。OCD と OPC は逆で、2026-10-22 に訂正）。rev.42 以前の改訂点は当時の名前のまま。rev.42 の改訂点（ファームウェアと音声。アプリは rev.39 のまま）: M5キャリコンの WebSocket の生存確認を、ライブラリのハートビート（全クライアント共通で ping 15 s・pong 待ち 3 s・連続 2 回の失敗で切る＝約 33〜48 秒）から自前の ping に替え、送信相手（SRパタコン）は応答（pong・フレーム）が LINK_TIMEOUT_MS（10 分）途絶えるまで切らないようにした。糸処理などでタブレットがスリープしても 10 分まではつないだままで、編み込みも止めない。探索のプローブなどそれ以外のクライアントは従来並みに PROBE_TIMEOUT_MS（36 秒）で切ってスロットを回収する。10 分で切ったときは音声 24「SRパタコンとの接続が切れました。SRパタコンから接続し直してください。」で警告し（送信中なら続けて音声 12）、相手が BYE なしで閉じたとき（タブレットのブラウザが接続を閉じた等）は、そこから 10 分つなぎ直さなければ音声 24 で警告する。SRパタコンの「切断」（BYE のあとの切断）と本体の A+C 長押しで「SRパタコン接続待ち」の画面になったときは、音声 23「SRパタコンとの接続を解除しました。SRパタコンの接続を待っています。」で知らせる。音声 23・24 を VOICEVOX:青山龍星で足した（7.4・6.9.5・6.9.6）。rev.41 の改訂点（ファームウェアのみ。アプリは rev.39、音声は rev.40 のまま）: M5キャリコンの「SRパタコン接続待ち」の画面で、B ボタンで音声の音量を下げ、C ボタンで上げられるようにした（C は短く押して離したとき。長押しは従来どおり WiFi 設定ポータル）。音量は 1〜10 の 10 段階（段階 × 25 を M5.Speaker の音量にする）で、変えるたびにその音量で短く鳴らし、端でそれ以上変えられないときは低い音を鳴らす。セットした音量は NVS（キー vol）に保存し、電源を切っても残す。保存がないときは 8（= 200。それまでの VOICE_VOLUME と同じ）。画面には音量のバーと「n/10」を出し、Core2 は画面の下のボタンの位置に合わせて「A 空通し」「B 音量－」「C 音量＋」を出す。CoreS3 は下のタッチボタンの名前を「B 音量－」「C 音量＋」に切り替える。接続待ちの間は B で開始側を切り替えない（つないだあと、本体の A で空通しを始めたあとは従来どおり）（6.9.5・6.9.6・6.9.7）。rev.40 の改訂点（音声とファームの文言のみ。アプリは rev.39 のまま）: 音声ガイドの WAV 22 個を、VOICEVOX の男性の声「青山龍星（ノーマル）」で作り直した（それまでは Open JTalk）。05・19 は「SRパタコン」と読み（「エスアールパタコン」）、空通しは「からどおし」と読む（ユーザー辞書で補う）。M5 の小さいスピーカーでは低音が出ないので 120 Hz 以下を落とし、ピーク −1 dB にそろえた。KnitCtrl_M5.ino は VOICE_TEXT の 05・19 の文を「SRパタコン」にしただけで、処理は変えていない。生成した音声を使うときは「VOICEVOX:青山龍星」とクレジットを記載する（6.9.6）。rev.39 の改訂点（アプリのみ。M5キャリコンは rev.38 のまま）: 編み機コントロールのキャリッジ表示で、キャリッジを実際にいる側に置き、矢印をそこから動かす向きへ出すようにした。右へ動かす指示はベッドの左側に置いたキャリッジと右矢印、左へ動かす指示は右側のキャリッジと左矢印になる。動いている間は左右の端へ飛ばさず、動き出した位置から今のトラバースで数えた針の分だけ進め（機器が針位置を合わせられていればその位置）、描く位置をなめらかに移す（useGlide）。以前は動き出した瞬間にキャリッジが行き先の端に描かれ、針位置が分かると途中へ戻るなど、左右へ飛んでいた。空通しの往路で動いたあと止まったときは「左端まで来たら右へ戻す」と戻る向きの矢印を、復路で動いたあと止まったときは「判定中…」を出す（5.5）。rev.38 の改訂点（ファームウェアのみ。アプリは rev.37 のまま）: M5キャリコンの LCD で、パターン表示を画面の下 1/3（Core2 は 80px。CoreS3 は下のタッチボタンを除いて 56px）にし、案内の領域を 142px に広げた。編み込み中は、今のデザイン段を 3 倍の黄色の数字で「段 14/40」のように大きく出し、パスは右上の糸色見本（その糸の色で塗る）に「パス 色n」と 3 倍の「p/P」で出す。段数が多く入りきらないとき（1000 段など）は今の段を 2 倍にする。表示専用のときも段を同じく大きく出す（6.7・6.9.5）。rev.37 の改訂点: rev.36 で入れたネットワーク障害時の自動再接続（10 回）と「再接続中」「ネットワーク障害」の表示、応答途絶の監視（6 秒）、STATUS の 2 秒ごとの送信と READY の [2] を取りやめた（糸処理などの待ち時間に再接続を促す表示が出て紛らわしいため）。M5Stack によるキャリッジコントローラー（KnitCtrl_M5。以下「M5キャリコン」）を「SRパタコン接続待ち」の画面にするのは、空通し等の待機中に SRパタコンの「切断」（BYE）で切ったときと、本体の A・C ボタンの同時長押しで切ったときだけにした。BYE なしで切れたとき（ネットワーク等）は画面を変えない（送信中なら従来どおり編み込みを止める）。本体の A・C ボタンを同時に 2 秒押すと、SRパタコンへ切断要求（0x85）を送ってリンクを切る。SRパタコンは切断要求を受けると BYE を返して閉じ、編み機コントロールを閉じてパターン表示モードに戻る。A ボタンは離したときに働くようにした（C と同時に押したときは働かない）（6.2・6.3.4・6.5.2・6.9.5・6.9.7・7.4）。rev.36 の改訂点（rev.37 で一部取り下げ）: SRパタコンの「切断」・閉じる・ページを離れるときに、閉じる直前に BYE（0x05）を送るようにした。あわせて入れたネットワーク障害時の自動再接続と表示は rev.37 で取りやめた。rev.35 の改訂点（ファームウェアのみ。アプリは rev.34 のまま）: M5 で、空通し待ちの間に SRパタコンとの接続が切れたら「SRパタコン接続待ち」の画面にするようにした。画面には「空通しの途中で切断（接続後に続けます）」と出し、まだ鳴らしていない置き場所の案内は捨てる。つなぎ直すと空通し待ちの案内に戻り、置き場所の音声をもう一度鳴らす。往路・復路の途中で切れたときは空通しを続け、終わったら（完了・不一致とも）接続待ちの画面にする。本体の A・B ボタンで始めた空通しは、アプリなしでも案内を出す（6.9.5）。rev.34 の改訂点: キャリッジシミュレータとつないで空通しすると、カーソルは 1 つなのに「カーソルが2つ以上あります」で一致しない不具合を直した。Core2 で ND1 と CCP の端がほぼ同時に来ると、ESP32 の割り込みは CCP（G13）を ND1（G36）より先に呼ぶため、isrCcp がレベルで数えたパルスに isrNd1 があとから印を付け、次の CCP で同じパルスをもう一度数えていた。直前の CCP で L を見たパルスには isrNd1 で印を付けないようにした（6.9.2）。空通しで検知したカーソルを STATUS（40 バイト）で知らせ、編み機コントロールのキャリッジ欄に、往路・復路それぞれ最初に検知したカーソルを 0 とした残りのカーソルの位置（進行方向へ何目あとか）を出すようにした（5.5 / 6.3.6 / 6.9.3）。機器の LCD の「パタコン」を「SRパタコン」にした（6.9.5）。rev.33 の改訂点: コントロール段の空通しの開始側の並びを、編み機と同じ「左端｜右端」（左のボタンが左端）にした（5.5）。M5 本体の電源を M-Bus の 5V からインタフェース基板と共有で受けるようにし、本体から M-Bus へ 5V を出す回路を起動時に切るようにした（MBUS_5V_INPUT、M5Unified の cfg.output_power = false。6.9.1 / 6.9.7）。rev.32 の改訂点: 編み機コントロールのコントロール段（スタートの左）に空通しボタンと開始側（右端／左端）を常に出すようにした。ポイントカムとカーソルの相対位置がアプリと機器に入っていない（空通しが済んでいない）あいだはスタートを押せず、空通しが済むと押せる。未接続のときもスタートを押せない。送信中は空通しを押せず、ストップすると押せて位置を設定し直せる。パターンの上にキャリッジ表示を置き、次に編む段を大きく出し、編み機のベッドの絵でキャリッジが左端／右端のどちらにあるか、右から左／左から右のどちらへ動かすかを矢印で示し、ポイントカム（PC1..）・選針区間・カーソルも並べる（5.5）。STATUS を 28 バイトにし、キャリッジの針位置を加えた（6.3.6）。あわせて、Arduino IDE でコンパイルすると「'Snap' does not name a type」で止まる不具合を直した。IDE が関数の宣言（プロトタイプ）を最初の関数の前へ自動で入れるため、その位置より後ろで定義していた構造体 Snap が宣言の時点で未定義になっていた。Snap を型定義の位置へ移した（9.2）。対象の機種を M5Stack Core2 と CoreS3（CoreS3 Lite・SE を含む）にし、Basic／Gray の対応をやめた。CoreS3 のピン（M5-Bus 16・15・21・4・22 = G17・G18・G6・G8・G7）と、A・B・C のボタンがない CoreS3 のための画面下のタッチボタンを加えた（6.9.1 / 6.9.7）。機器の LCD に、空通し待ちより前の段階として「パタコン接続待ち」を出すようにした（6.9.5）。rev.31 の改訂点: KnitCtrl_M5.ino を、M5Stack Core2 でシルバーリード電子キャリッジを実際に選針制御するファームウェアにした。最初に空通し（往復）でポイントカムとカーソルの位置を CCP のカウントで求め、往復で一致したら、カーソルを基準にした針位置で選針区間にパターンを出す。キャリッジの置き場所・動かす向き・段とパス・目数を LCD（日本語）と音声で案内し、パスを編み終えたら ACK を返す（6.9）。プロトコルを v3 とし、空通しを始める CALIB（0x04）、状態を知らせる STATUS（0x84）、空通し前の ROW_DATA を断る NAK code 4 を加えた（6.2 / 6.3.4〜6.3.6）。アプリの編み機コントロールにキャリッジ欄（空通しの開始側 右端／左端・空通し・キャリッジの位置と次に動かす向き・空通しの結果）を加え、v3 の機器では空通しが済むまでスタートできないようにした（5.5）。模擬サーバも空通しを返す（6.6）。音声ガイドの WAV 22 個を添付した（6.9.6）。rev.30 の改訂点: ヘッダーのアプリ名「SRパタコン」を白地に黒、その脇の版表示を黒地に白にした（9.3）。rev.29 の改訂点: ヘッダーの「SRパタコン」の脇の版表記を、見やすいチップ（「rev.29」）にした。ツールチップに版の日付（APP_DATE）と対応するファイル形式を出し、ブラウザのタブ名も「SRパタコン rev.29」にした（9.3）。rev.28 の改訂点: パターン集ファイルと現在のパターンの JSON に、ファイル形式の版（version）の確認を入れた。現在のパターンの JSON にも種類（format）・版・保存したアプリ（app）・保存日時を書く。保存は中身に必要な最も低い版で書き、読み込みでは版の無いファイルを v1 とし、このアプリより新しい版は理由を出して読まない。a を外した印を含むファイルを v2 とした（4.4.8 / 付録A）。rev.27 の改訂点: メニューの「パターン読み込み(SRテキスト)」のすぐ下に「現在のパターンをSRテキストで保存」を加えた。パターン集の内容に関係なく、編集中のパターン1件を SR00000 として knit-pattern-SR.txt に書き出す（4.4.3）。rev.26 の改訂点: パターンを編集したら「パターン集に追加」ボタンを緑にしてパターン集への登録を促し、パターン集に追加したら「パターン集を保存」ボタンを青にして保存を促すようにした（4.4.6）。rev.25 の改訂点: パレットのスウォッチをペンで長押ししてもカラー変更バーが開かなかった不具合を直した。押した瞬間にポインタをキャプチャしてペン先のぶれで取り消さないようにし、ブラウザや OS がペンのジェスチャとして横取り（pointercancel）しても長押しを続け、ペン・指の長押しで出る右クリック（contextmenu）もカラー変更バーを開く扱いにした（3.6）。rev.24 の改訂点: 編み機への転送と U-BOX・PC10 への書き出しでは、多色の色1パスに必ず aビット（&lt;）を付けて出すようにした。編集画面で a を外した印（CTRL_A_OFF）は画面の表示だけに効く。U-BOX・PC10 の読み込みで a の無い段に印を付ける処理はやめた（4.2.4 / 付録A）。rev.23 の改訂点: 多色の色1パスの aビット（指示記号 &lt;）も編集できるようにした。既定では従来どおり a を出し、外した段は control の bit4（CTRL_A_OFF）に印を立てて記録する。印は書き出し・転送では出さず（出すのは下位4bitだけ）、パターン集ファイルと JSON には印ごと保存する。U-BOX・PC10 の読み込みでは、色1パスに a が無い段に印を付けて取り込む（2.2 / 4.2.4 / 4.4.6 / 付録A）。rev.22 の改訂点: 編集モードで制御ビット・ブザーをマークできなかった不具合を直した（初期ツールのセル選択では制御マスを無効にしていたこと、多色の既定が編集できない「制御ビット表示モード」だったことが原因）。制御マスはどのツールでも編集できる。制御ビットのドロップリストは、2色では無効（色1パスに固定）、多色（n色）では色1パス〜色(n−1)パスとし、地色の色nパスと「制御ビット表示モード」は選択肢から外した。選んだ色パスのブザーと制御ビットだけを表示し、そのパスを編集する（4.2.4 / 付録A）。rev.21 の改訂点: 「選択・配置」パレットの段・目を足すボタンを、足す側を選べる 段↑+（上）・段↓+（下）・目←+（左）・目→+（右）にした。選択範囲があればその隣に選択の段数・目数ぶん、無ければ図案の端に1本足す。どちら側に足すのか分かりにくかった「段+」「目+」と、rev.20 の ←+・→+・↑+・↓+ は削除した。段−・目− は従来どおり（3.3 / 3.4 / 付録A）。rev.20 の改訂点: 「選択・配置」パレットに、図案の端へ1目・1段を足すボタン ←+（左端）・→+（右端）・↑+（最上段の上）・↓+（最下段の下）を加えた。選択範囲と配置中のゴーストは消さずに図案と一緒にずらす。あわせて、配置中の Enter が直前に押したボタンまで押し直してしまう不具合を直した（3.3 / 3.4 / 付録A）。rev.19 の改訂点: パターン集からのコピーで、コピー元と貼り先の色数（色パス数）が違うときは警告し、コピーしないようにした。先に貼り先の「色数」を合わせてもらう（自動では変えない）。ペーストと確定の時点でも同じ確認をする（4.4.7 / 付録A）。rev.18 の改訂点: 編集モードで、パターン集のパターンをコピーして図案の上に置き、位置を決めて貼り付けられるようにした。目数・段数の外（右端の右・最上段の上）へはみ出して貼るときは警告し、目数・段数を広げてから貼る（広げずに切り捨てることもできる）。配置中は図案の上と右に配置余白を出し、はみ出した部分も見えるようにした。編集モードではパターン集の「読込」を「コピー」とし、「DAT」と「削除」を無効にした（3.3 / 3.7 / 4.4.7 / 付録A）。rev.17 の改訂点: ペンツールのマークを入力の種類で分けた。タッチペン・マウスは1タップでマークし、ダブルタップが要るのは指だけにした。指のダブルタップは同じマスを必須とせず、1タップ目の押下位置から24ピクセル以内なら成立させ、マークは1タップ目のマスに付ける。判定時間は500msにした（タッチペンでダブルタップすると、ペン先のわずかなずれで2タップ目が隣のマスに入り、ダブルタップと認識されなかったため）（1.3 / 3.2）。rev.16 の改訂点: SRDS一式のZIPのファイル名を SRDS.zip に固定した（日付入りの SRDS.zip はどれをカードへ入れたのか分からなくなり混乱のもとになったため）（4.3.7 / 4.2 / 付録A）。rev.15 の改訂点: ペンでマスをマークする操作をダブルタップに変えた（タブレットで手やそでが触れてもマークされないようにするため）。1タップ目では描かず、長押しで地色に戻す操作は1タップ目からできる（3.2 / 付録A）。rev.14 の改訂点: パターン集ファイルにメモを持たせた。保存名ダイアログでメモを入力・編集し、ファイルへ書き出して読み戻し、パターン集ウィンドウではファイル名の下に表示する（4.4.6 / 付録A）。rev.13 の改訂点: カラー変更バーの「適用」（テキスト入力の Enter も同じ）で色を確定したら、バーを閉じるようにした（3.6）。rev.12 の改訂点: パレット窓のカラー変更バーを開閉式にし、スウォッチの長押しか見出しの「色」ボタンで下部に開くようにした。一括置換と全マス地色戻しもバーの中へ移した（3.6）。rev.11 の改訂点: ツールバーの「元に戻す」「やり直し」をセル選択の左へ移した（3.2）。</w:t>
       </w:r>
     </w:p>
     <w:p>
@@ -24317,7 +24332,7 @@
           <w:sz w:val="20"/>
           <w:szCs w:val="20"/>
         </w:rPr>
-        <w:t xml:space="preserve">キャリッジの信号の名前（rev.43、2026-10-17）: OCD = キャリッジ方向（旧 HOK）、ONP = 編み目カウント（旧 CCP）、OPC = ポイントカム有効区間（旧 KSL）、ON1 = カーソル（旧 ND1）、INS = 選針（旧 DOB）。O はキャリッジから出る信号、I はキャリッジへ入る信号。キャリッジのコネクタ（DIN 7 ピン メス）と XH 8 ピン（ケーブル色）の対応は次のとおり。</w:t>
+        <w:t>キャリッジの信号の名前（rev.43、2026-10-17）: OCD = キャリッジ方向（旧 HOK）、ONP = 編み目カウント（旧 CCP）、OPC = ポイントカム有効区間（旧 KSL）、ON1 = カーソル（旧 ND1）、INS = 選針（旧 DOB）。O はキャリッジから出る信号、I はキャリッジへ入る信号。キャリッジのコネクタ（DIN 7 ピン メス）と XH 8 ピン（ケーブル色）の対応は次のとおり（2026-10-22 に OCD と OPC の行を訂正。それまでは逆に書いていた）。</w:t>
       </w:r>
     </w:p>
     <w:tbl>
@@ -25162,7 +25177,7 @@
                 <w:sz w:val="18"/>
                 <w:szCs w:val="18"/>
               </w:rPr>
-              <w:t xml:space="preserve">OPC</w:t>
+              <w:t>OCD</w:t>
             </w:r>
           </w:p>
         </w:tc>
@@ -25188,7 +25203,7 @@
                 <w:sz w:val="18"/>
                 <w:szCs w:val="18"/>
               </w:rPr>
-              <w:t xml:space="preserve">KSL</w:t>
+              <w:t>HOK</w:t>
             </w:r>
           </w:p>
         </w:tc>
@@ -25292,7 +25307,7 @@
                 <w:sz w:val="18"/>
                 <w:szCs w:val="18"/>
               </w:rPr>
-              <w:t xml:space="preserve">H = ポイントカム有効区間</w:t>
+              <w:t>キャリッジ方向。H = 左←右、L = 左→右</w:t>
             </w:r>
           </w:p>
         </w:tc>
@@ -25478,7 +25493,7 @@
                 <w:sz w:val="18"/>
                 <w:szCs w:val="18"/>
               </w:rPr>
-              <w:t xml:space="preserve">OCD</w:t>
+              <w:t>OPC</w:t>
             </w:r>
           </w:p>
         </w:tc>
@@ -25504,7 +25519,7 @@
                 <w:sz w:val="18"/>
                 <w:szCs w:val="18"/>
               </w:rPr>
-              <w:t xml:space="preserve">HOK</w:t>
+              <w:t>KSL</w:t>
             </w:r>
           </w:p>
         </w:tc>
@@ -25608,7 +25623,7 @@
                 <w:sz w:val="18"/>
                 <w:szCs w:val="18"/>
               </w:rPr>
-              <w:t xml:space="preserve">キャリッジ方向。H = 左←右、L = 左→右</w:t>
+              <w:t>H = ポイントカム有効区間</w:t>
             </w:r>
           </w:p>
         </w:tc>

--- a/docs/SRパタコン_詳細仕様書_多色261003.docx
+++ b/docs/SRパタコン_詳細仕様書_多色261003.docx
@@ -165,7 +165,7 @@
           <w:sz w:val="17"/>
           <w:szCs w:val="17"/>
         </w:rPr>
-        <w:t>rev.43 の改訂点（ファームウェアと文書のみ。動作は変えていない。アプリは rev.39 のまま）: キャリッジの信号の名前を読みやすく改めた。OCD（キャリッジ方向。旧 HOK）、ONP（編み目カウント。旧 CCP）、OPC（ポイントカム有効区間。旧 KSL）、ON1（カーソル。旧 ND1）、INS（選針。旧 DOB）。先頭の O はキャリッジから出る信号、I はキャリッジへ入る信号。KnitCtrl_M5.ino の定数と関数の名前（INS_ACTIVE_HIGH・OPC_GATE・ON1_GUARD・isrOnp・isrOn1・insOff など）と、シリアルの [IO] 行もそろえた。キャリッジのコネクタ（DIN 7 ピン メス）と XH 8 ピン（ケーブル色）の対応を加えた（ON1 = DIN 1、OCD = DIN 2、INS = DIN 3、ONP = DIN 4、OPC = DIN 5。6.9.1。OCD と OPC は逆で、2026-10-22 に訂正）。rev.42 以前の改訂点は当時の名前のまま。rev.42 の改訂点（ファームウェアと音声。アプリは rev.39 のまま）: M5キャリコンの WebSocket の生存確認を、ライブラリのハートビート（全クライアント共通で ping 15 s・pong 待ち 3 s・連続 2 回の失敗で切る＝約 33〜48 秒）から自前の ping に替え、送信相手（SRパタコン）は応答（pong・フレーム）が LINK_TIMEOUT_MS（10 分）途絶えるまで切らないようにした。糸処理などでタブレットがスリープしても 10 分まではつないだままで、編み込みも止めない。探索のプローブなどそれ以外のクライアントは従来並みに PROBE_TIMEOUT_MS（36 秒）で切ってスロットを回収する。10 分で切ったときは音声 24「SRパタコンとの接続が切れました。SRパタコンから接続し直してください。」で警告し（送信中なら続けて音声 12）、相手が BYE なしで閉じたとき（タブレットのブラウザが接続を閉じた等）は、そこから 10 分つなぎ直さなければ音声 24 で警告する。SRパタコンの「切断」（BYE のあとの切断）と本体の A+C 長押しで「SRパタコン接続待ち」の画面になったときは、音声 23「SRパタコンとの接続を解除しました。SRパタコンの接続を待っています。」で知らせる。音声 23・24 を VOICEVOX:青山龍星で足した（7.4・6.9.5・6.9.6）。rev.41 の改訂点（ファームウェアのみ。アプリは rev.39、音声は rev.40 のまま）: M5キャリコンの「SRパタコン接続待ち」の画面で、B ボタンで音声の音量を下げ、C ボタンで上げられるようにした（C は短く押して離したとき。長押しは従来どおり WiFi 設定ポータル）。音量は 1〜10 の 10 段階（段階 × 25 を M5.Speaker の音量にする）で、変えるたびにその音量で短く鳴らし、端でそれ以上変えられないときは低い音を鳴らす。セットした音量は NVS（キー vol）に保存し、電源を切っても残す。保存がないときは 8（= 200。それまでの VOICE_VOLUME と同じ）。画面には音量のバーと「n/10」を出し、Core2 は画面の下のボタンの位置に合わせて「A 空通し」「B 音量－」「C 音量＋」を出す。CoreS3 は下のタッチボタンの名前を「B 音量－」「C 音量＋」に切り替える。接続待ちの間は B で開始側を切り替えない（つないだあと、本体の A で空通しを始めたあとは従来どおり）（6.9.5・6.9.6・6.9.7）。rev.40 の改訂点（音声とファームの文言のみ。アプリは rev.39 のまま）: 音声ガイドの WAV 22 個を、VOICEVOX の男性の声「青山龍星（ノーマル）」で作り直した（それまでは Open JTalk）。05・19 は「SRパタコン」と読み（「エスアールパタコン」）、空通しは「からどおし」と読む（ユーザー辞書で補う）。M5 の小さいスピーカーでは低音が出ないので 120 Hz 以下を落とし、ピーク −1 dB にそろえた。KnitCtrl_M5.ino は VOICE_TEXT の 05・19 の文を「SRパタコン」にしただけで、処理は変えていない。生成した音声を使うときは「VOICEVOX:青山龍星」とクレジットを記載する（6.9.6）。rev.39 の改訂点（アプリのみ。M5キャリコンは rev.38 のまま）: 編み機コントロールのキャリッジ表示で、キャリッジを実際にいる側に置き、矢印をそこから動かす向きへ出すようにした。右へ動かす指示はベッドの左側に置いたキャリッジと右矢印、左へ動かす指示は右側のキャリッジと左矢印になる。動いている間は左右の端へ飛ばさず、動き出した位置から今のトラバースで数えた針の分だけ進め（機器が針位置を合わせられていればその位置）、描く位置をなめらかに移す（useGlide）。以前は動き出した瞬間にキャリッジが行き先の端に描かれ、針位置が分かると途中へ戻るなど、左右へ飛んでいた。空通しの往路で動いたあと止まったときは「左端まで来たら右へ戻す」と戻る向きの矢印を、復路で動いたあと止まったときは「判定中…」を出す（5.5）。rev.38 の改訂点（ファームウェアのみ。アプリは rev.37 のまま）: M5キャリコンの LCD で、パターン表示を画面の下 1/3（Core2 は 80px。CoreS3 は下のタッチボタンを除いて 56px）にし、案内の領域を 142px に広げた。編み込み中は、今のデザイン段を 3 倍の黄色の数字で「段 14/40」のように大きく出し、パスは右上の糸色見本（その糸の色で塗る）に「パス 色n」と 3 倍の「p/P」で出す。段数が多く入りきらないとき（1000 段など）は今の段を 2 倍にする。表示専用のときも段を同じく大きく出す（6.7・6.9.5）。rev.37 の改訂点: rev.36 で入れたネットワーク障害時の自動再接続（10 回）と「再接続中」「ネットワーク障害」の表示、応答途絶の監視（6 秒）、STATUS の 2 秒ごとの送信と READY の [2] を取りやめた（糸処理などの待ち時間に再接続を促す表示が出て紛らわしいため）。M5Stack によるキャリッジコントローラー（KnitCtrl_M5。以下「M5キャリコン」）を「SRパタコン接続待ち」の画面にするのは、空通し等の待機中に SRパタコンの「切断」（BYE）で切ったときと、本体の A・C ボタンの同時長押しで切ったときだけにした。BYE なしで切れたとき（ネットワーク等）は画面を変えない（送信中なら従来どおり編み込みを止める）。本体の A・C ボタンを同時に 2 秒押すと、SRパタコンへ切断要求（0x85）を送ってリンクを切る。SRパタコンは切断要求を受けると BYE を返して閉じ、編み機コントロールを閉じてパターン表示モードに戻る。A ボタンは離したときに働くようにした（C と同時に押したときは働かない）（6.2・6.3.4・6.5.2・6.9.5・6.9.7・7.4）。rev.36 の改訂点（rev.37 で一部取り下げ）: SRパタコンの「切断」・閉じる・ページを離れるときに、閉じる直前に BYE（0x05）を送るようにした。あわせて入れたネットワーク障害時の自動再接続と表示は rev.37 で取りやめた。rev.35 の改訂点（ファームウェアのみ。アプリは rev.34 のまま）: M5 で、空通し待ちの間に SRパタコンとの接続が切れたら「SRパタコン接続待ち」の画面にするようにした。画面には「空通しの途中で切断（接続後に続けます）」と出し、まだ鳴らしていない置き場所の案内は捨てる。つなぎ直すと空通し待ちの案内に戻り、置き場所の音声をもう一度鳴らす。往路・復路の途中で切れたときは空通しを続け、終わったら（完了・不一致とも）接続待ちの画面にする。本体の A・B ボタンで始めた空通しは、アプリなしでも案内を出す（6.9.5）。rev.34 の改訂点: キャリッジシミュレータとつないで空通しすると、カーソルは 1 つなのに「カーソルが2つ以上あります」で一致しない不具合を直した。Core2 で ND1 と CCP の端がほぼ同時に来ると、ESP32 の割り込みは CCP（G13）を ND1（G36）より先に呼ぶため、isrCcp がレベルで数えたパルスに isrNd1 があとから印を付け、次の CCP で同じパルスをもう一度数えていた。直前の CCP で L を見たパルスには isrNd1 で印を付けないようにした（6.9.2）。空通しで検知したカーソルを STATUS（40 バイト）で知らせ、編み機コントロールのキャリッジ欄に、往路・復路それぞれ最初に検知したカーソルを 0 とした残りのカーソルの位置（進行方向へ何目あとか）を出すようにした（5.5 / 6.3.6 / 6.9.3）。機器の LCD の「パタコン」を「SRパタコン」にした（6.9.5）。rev.33 の改訂点: コントロール段の空通しの開始側の並びを、編み機と同じ「左端｜右端」（左のボタンが左端）にした（5.5）。M5 本体の電源を M-Bus の 5V からインタフェース基板と共有で受けるようにし、本体から M-Bus へ 5V を出す回路を起動時に切るようにした（MBUS_5V_INPUT、M5Unified の cfg.output_power = false。6.9.1 / 6.9.7）。rev.32 の改訂点: 編み機コントロールのコントロール段（スタートの左）に空通しボタンと開始側（右端／左端）を常に出すようにした。ポイントカムとカーソルの相対位置がアプリと機器に入っていない（空通しが済んでいない）あいだはスタートを押せず、空通しが済むと押せる。未接続のときもスタートを押せない。送信中は空通しを押せず、ストップすると押せて位置を設定し直せる。パターンの上にキャリッジ表示を置き、次に編む段を大きく出し、編み機のベッドの絵でキャリッジが左端／右端のどちらにあるか、右から左／左から右のどちらへ動かすかを矢印で示し、ポイントカム（PC1..）・選針区間・カーソルも並べる（5.5）。STATUS を 28 バイトにし、キャリッジの針位置を加えた（6.3.6）。あわせて、Arduino IDE でコンパイルすると「'Snap' does not name a type」で止まる不具合を直した。IDE が関数の宣言（プロトタイプ）を最初の関数の前へ自動で入れるため、その位置より後ろで定義していた構造体 Snap が宣言の時点で未定義になっていた。Snap を型定義の位置へ移した（9.2）。対象の機種を M5Stack Core2 と CoreS3（CoreS3 Lite・SE を含む）にし、Basic／Gray の対応をやめた。CoreS3 のピン（M5-Bus 16・15・21・4・22 = G17・G18・G6・G8・G7）と、A・B・C のボタンがない CoreS3 のための画面下のタッチボタンを加えた（6.9.1 / 6.9.7）。機器の LCD に、空通し待ちより前の段階として「パタコン接続待ち」を出すようにした（6.9.5）。rev.31 の改訂点: KnitCtrl_M5.ino を、M5Stack Core2 でシルバーリード電子キャリッジを実際に選針制御するファームウェアにした。最初に空通し（往復）でポイントカムとカーソルの位置を CCP のカウントで求め、往復で一致したら、カーソルを基準にした針位置で選針区間にパターンを出す。キャリッジの置き場所・動かす向き・段とパス・目数を LCD（日本語）と音声で案内し、パスを編み終えたら ACK を返す（6.9）。プロトコルを v3 とし、空通しを始める CALIB（0x04）、状態を知らせる STATUS（0x84）、空通し前の ROW_DATA を断る NAK code 4 を加えた（6.2 / 6.3.4〜6.3.6）。アプリの編み機コントロールにキャリッジ欄（空通しの開始側 右端／左端・空通し・キャリッジの位置と次に動かす向き・空通しの結果）を加え、v3 の機器では空通しが済むまでスタートできないようにした（5.5）。模擬サーバも空通しを返す（6.6）。音声ガイドの WAV 22 個を添付した（6.9.6）。rev.30 の改訂点: ヘッダーのアプリ名「SRパタコン」を白地に黒、その脇の版表示を黒地に白にした（9.3）。rev.29 の改訂点: ヘッダーの「SRパタコン」の脇の版表記を、見やすいチップ（「rev.29」）にした。ツールチップに版の日付（APP_DATE）と対応するファイル形式を出し、ブラウザのタブ名も「SRパタコン rev.29」にした（9.3）。rev.28 の改訂点: パターン集ファイルと現在のパターンの JSON に、ファイル形式の版（version）の確認を入れた。現在のパターンの JSON にも種類（format）・版・保存したアプリ（app）・保存日時を書く。保存は中身に必要な最も低い版で書き、読み込みでは版の無いファイルを v1 とし、このアプリより新しい版は理由を出して読まない。a を外した印を含むファイルを v2 とした（4.4.8 / 付録A）。rev.27 の改訂点: メニューの「パターン読み込み(SRテキスト)」のすぐ下に「現在のパターンをSRテキストで保存」を加えた。パターン集の内容に関係なく、編集中のパターン1件を SR00000 として knit-pattern-SR.txt に書き出す（4.4.3）。rev.26 の改訂点: パターンを編集したら「パターン集に追加」ボタンを緑にしてパターン集への登録を促し、パターン集に追加したら「パターン集を保存」ボタンを青にして保存を促すようにした（4.4.6）。rev.25 の改訂点: パレットのスウォッチをペンで長押ししてもカラー変更バーが開かなかった不具合を直した。押した瞬間にポインタをキャプチャしてペン先のぶれで取り消さないようにし、ブラウザや OS がペンのジェスチャとして横取り（pointercancel）しても長押しを続け、ペン・指の長押しで出る右クリック（contextmenu）もカラー変更バーを開く扱いにした（3.6）。rev.24 の改訂点: 編み機への転送と U-BOX・PC10 への書き出しでは、多色の色1パスに必ず aビット（&lt;）を付けて出すようにした。編集画面で a を外した印（CTRL_A_OFF）は画面の表示だけに効く。U-BOX・PC10 の読み込みで a の無い段に印を付ける処理はやめた（4.2.4 / 付録A）。rev.23 の改訂点: 多色の色1パスの aビット（指示記号 &lt;）も編集できるようにした。既定では従来どおり a を出し、外した段は control の bit4（CTRL_A_OFF）に印を立てて記録する。印は書き出し・転送では出さず（出すのは下位4bitだけ）、パターン集ファイルと JSON には印ごと保存する。U-BOX・PC10 の読み込みでは、色1パスに a が無い段に印を付けて取り込む（2.2 / 4.2.4 / 4.4.6 / 付録A）。rev.22 の改訂点: 編集モードで制御ビット・ブザーをマークできなかった不具合を直した（初期ツールのセル選択では制御マスを無効にしていたこと、多色の既定が編集できない「制御ビット表示モード」だったことが原因）。制御マスはどのツールでも編集できる。制御ビットのドロップリストは、2色では無効（色1パスに固定）、多色（n色）では色1パス〜色(n−1)パスとし、地色の色nパスと「制御ビット表示モード」は選択肢から外した。選んだ色パスのブザーと制御ビットだけを表示し、そのパスを編集する（4.2.4 / 付録A）。rev.21 の改訂点: 「選択・配置」パレットの段・目を足すボタンを、足す側を選べる 段↑+（上）・段↓+（下）・目←+（左）・目→+（右）にした。選択範囲があればその隣に選択の段数・目数ぶん、無ければ図案の端に1本足す。どちら側に足すのか分かりにくかった「段+」「目+」と、rev.20 の ←+・→+・↑+・↓+ は削除した。段−・目− は従来どおり（3.3 / 3.4 / 付録A）。rev.20 の改訂点: 「選択・配置」パレットに、図案の端へ1目・1段を足すボタン ←+（左端）・→+（右端）・↑+（最上段の上）・↓+（最下段の下）を加えた。選択範囲と配置中のゴーストは消さずに図案と一緒にずらす。あわせて、配置中の Enter が直前に押したボタンまで押し直してしまう不具合を直した（3.3 / 3.4 / 付録A）。rev.19 の改訂点: パターン集からのコピーで、コピー元と貼り先の色数（色パス数）が違うときは警告し、コピーしないようにした。先に貼り先の「色数」を合わせてもらう（自動では変えない）。ペーストと確定の時点でも同じ確認をする（4.4.7 / 付録A）。rev.18 の改訂点: 編集モードで、パターン集のパターンをコピーして図案の上に置き、位置を決めて貼り付けられるようにした。目数・段数の外（右端の右・最上段の上）へはみ出して貼るときは警告し、目数・段数を広げてから貼る（広げずに切り捨てることもできる）。配置中は図案の上と右に配置余白を出し、はみ出した部分も見えるようにした。編集モードではパターン集の「読込」を「コピー」とし、「DAT」と「削除」を無効にした（3.3 / 3.7 / 4.4.7 / 付録A）。rev.17 の改訂点: ペンツールのマークを入力の種類で分けた。タッチペン・マウスは1タップでマークし、ダブルタップが要るのは指だけにした。指のダブルタップは同じマスを必須とせず、1タップ目の押下位置から24ピクセル以内なら成立させ、マークは1タップ目のマスに付ける。判定時間は500msにした（タッチペンでダブルタップすると、ペン先のわずかなずれで2タップ目が隣のマスに入り、ダブルタップと認識されなかったため）（1.3 / 3.2）。rev.16 の改訂点: SRDS一式のZIPのファイル名を SRDS.zip に固定した（日付入りの SRDS.zip はどれをカードへ入れたのか分からなくなり混乱のもとになったため）（4.3.7 / 4.2 / 付録A）。rev.15 の改訂点: ペンでマスをマークする操作をダブルタップに変えた（タブレットで手やそでが触れてもマークされないようにするため）。1タップ目では描かず、長押しで地色に戻す操作は1タップ目からできる（3.2 / 付録A）。rev.14 の改訂点: パターン集ファイルにメモを持たせた。保存名ダイアログでメモを入力・編集し、ファイルへ書き出して読み戻し、パターン集ウィンドウではファイル名の下に表示する（4.4.6 / 付録A）。rev.13 の改訂点: カラー変更バーの「適用」（テキスト入力の Enter も同じ）で色を確定したら、バーを閉じるようにした（3.6）。rev.12 の改訂点: パレット窓のカラー変更バーを開閉式にし、スウォッチの長押しか見出しの「色」ボタンで下部に開くようにした。一括置換と全マス地色戻しもバーの中へ移した（3.6）。rev.11 の改訂点: ツールバーの「元に戻す」「やり直し」をセル選択の左へ移した（3.2）。</w:t>
+        <w:t>rev.43 の改訂点（ファームウェアと文書のみ。動作は変えていない。アプリは rev.39 のまま）: キャリッジの信号の名前を読みやすく改めた。OCD（キャリッジ方向。旧 HOK）、ONP（編み針カウント。旧 CCP）、OPC（ポイントカム有効区間。旧 KSL）、ON1（カーソル。旧 ND1）、INS（選針。旧 DOB）。先頭の O はキャリッジから出る信号、I はキャリッジへ入る信号。KnitCtrl_M5.ino の定数と関数の名前（INS_ACTIVE_HIGH・OPC_GATE・ON1_GUARD・isrOnp・isrOn1・insOff など）と、シリアルの [IO] 行もそろえた。キャリッジのコネクタ（DIN 7 ピン メス）と XH 8 ピン（ケーブル色）の対応を加えた（ON1 = DIN 1、OCD = DIN 2、INS = DIN 3、ONP = DIN 4、OPC = DIN 5。6.9.1。OCD と OPC は逆で、2026-10-22 に訂正）。rev.42 以前の改訂点は当時の名前のまま。rev.42 の改訂点（ファームウェアと音声。アプリは rev.39 のまま）: M5キャリコンの WebSocket の生存確認を、ライブラリのハートビート（全クライアント共通で ping 15 s・pong 待ち 3 s・連続 2 回の失敗で切る＝約 33〜48 秒）から自前の ping に替え、送信相手（SRパタコン）は応答（pong・フレーム）が LINK_TIMEOUT_MS（10 分）途絶えるまで切らないようにした。糸処理などでタブレットがスリープしても 10 分まではつないだままで、編み込みも止めない。探索のプローブなどそれ以外のクライアントは従来並みに PROBE_TIMEOUT_MS（36 秒）で切ってスロットを回収する。10 分で切ったときは音声 24「SRパタコンとの接続が切れました。SRパタコンから接続し直してください。」で警告し（送信中なら続けて音声 12）、相手が BYE なしで閉じたとき（タブレットのブラウザが接続を閉じた等）は、そこから 10 分つなぎ直さなければ音声 24 で警告する。SRパタコンの「切断」（BYE のあとの切断）と本体の A+C 長押しで「SRパタコン接続待ち」の画面になったときは、音声 23「SRパタコンとの接続を解除しました。SRパタコンの接続を待っています。」で知らせる。音声 23・24 を VOICEVOX:青山龍星で足した（7.4・6.9.5・6.9.6）。rev.41 の改訂点（ファームウェアのみ。アプリは rev.39、音声は rev.40 のまま）: M5キャリコンの「SRパタコン接続待ち」の画面で、B ボタンで音声の音量を下げ、C ボタンで上げられるようにした（C は短く押して離したとき。長押しは従来どおり WiFi 設定ポータル）。音量は 1〜10 の 10 段階（段階 × 25 を M5.Speaker の音量にする）で、変えるたびにその音量で短く鳴らし、端でそれ以上変えられないときは低い音を鳴らす。セットした音量は NVS（キー vol）に保存し、電源を切っても残す。保存がないときは 8（= 200。それまでの VOICE_VOLUME と同じ）。画面には音量のバーと「n/10」を出し、Core2 は画面の下のボタンの位置に合わせて「A 空通し」「B 音量－」「C 音量＋」を出す。CoreS3 は下のタッチボタンの名前を「B 音量－」「C 音量＋」に切り替える。接続待ちの間は B で開始側を切り替えない（つないだあと、本体の A で空通しを始めたあとは従来どおり）（6.9.5・6.9.6・6.9.7）。rev.40 の改訂点（音声とファームの文言のみ。アプリは rev.39 のまま）: 音声ガイドの WAV 22 個を、VOICEVOX の男性の声「青山龍星（ノーマル）」で作り直した（それまでは Open JTalk）。05・19 は「SRパタコン」と読み（「エスアールパタコン」）、空通しは「からどおし」と読む（ユーザー辞書で補う）。M5 の小さいスピーカーでは低音が出ないので 120 Hz 以下を落とし、ピーク −1 dB にそろえた。KnitCtrl_M5.ino は VOICE_TEXT の 05・19 の文を「SRパタコン」にしただけで、処理は変えていない。生成した音声を使うときは「VOICEVOX:青山龍星」とクレジットを記載する（6.9.6）。rev.39 の改訂点（アプリのみ。M5キャリコンは rev.38 のまま）: 編み機コントロールのキャリッジ表示で、キャリッジを実際にいる側に置き、矢印をそこから動かす向きへ出すようにした。右へ動かす指示はベッドの左側に置いたキャリッジと右矢印、左へ動かす指示は右側のキャリッジと左矢印になる。動いている間は左右の端へ飛ばさず、動き出した位置から今のトラバースで数えた針の分だけ進め（機器が針位置を合わせられていればその位置）、描く位置をなめらかに移す（useGlide）。以前は動き出した瞬間にキャリッジが行き先の端に描かれ、針位置が分かると途中へ戻るなど、左右へ飛んでいた。空通しの往路で動いたあと止まったときは「左端まで来たら右へ戻す」と戻る向きの矢印を、復路で動いたあと止まったときは「判定中…」を出す（5.5）。rev.38 の改訂点（ファームウェアのみ。アプリは rev.37 のまま）: M5キャリコンの LCD で、パターン表示を画面の下 1/3（Core2 は 80px。CoreS3 は下のタッチボタンを除いて 56px）にし、案内の領域を 142px に広げた。編み込み中は、今のデザイン段を 3 倍の黄色の数字で「段 14/40」のように大きく出し、パスは右上の糸色見本（その糸の色で塗る）に「パス 色n」と 3 倍の「p/P」で出す。段数が多く入りきらないとき（1000 段など）は今の段を 2 倍にする。表示専用のときも段を同じく大きく出す（6.7・6.9.5）。rev.37 の改訂点: rev.36 で入れたネットワーク障害時の自動再接続（10 回）と「再接続中」「ネットワーク障害」の表示、応答途絶の監視（6 秒）、STATUS の 2 秒ごとの送信と READY の [2] を取りやめた（糸処理などの待ち時間に再接続を促す表示が出て紛らわしいため）。M5Stack によるキャリッジコントローラー（KnitCtrl_M5。以下「M5キャリコン」）を「SRパタコン接続待ち」の画面にするのは、空通し等の待機中に SRパタコンの「切断」（BYE）で切ったときと、本体の A・C ボタンの同時長押しで切ったときだけにした。BYE なしで切れたとき（ネットワーク等）は画面を変えない（送信中なら従来どおり編み込みを止める）。本体の A・C ボタンを同時に 2 秒押すと、SRパタコンへ切断要求（0x85）を送ってリンクを切る。SRパタコンは切断要求を受けると BYE を返して閉じ、編み機コントロールを閉じてパターン表示モードに戻る。A ボタンは離したときに働くようにした（C と同時に押したときは働かない）（6.2・6.3.4・6.5.2・6.9.5・6.9.7・7.4）。rev.36 の改訂点（rev.37 で一部取り下げ）: SRパタコンの「切断」・閉じる・ページを離れるときに、閉じる直前に BYE（0x05）を送るようにした。あわせて入れたネットワーク障害時の自動再接続と表示は rev.37 で取りやめた。rev.35 の改訂点（ファームウェアのみ。アプリは rev.34 のまま）: M5 で、空通し待ちの間に SRパタコンとの接続が切れたら「SRパタコン接続待ち」の画面にするようにした。画面には「空通しの途中で切断（接続後に続けます）」と出し、まだ鳴らしていない置き場所の案内は捨てる。つなぎ直すと空通し待ちの案内に戻り、置き場所の音声をもう一度鳴らす。往路・復路の途中で切れたときは空通しを続け、終わったら（完了・不一致とも）接続待ちの画面にする。本体の A・B ボタンで始めた空通しは、アプリなしでも案内を出す（6.9.5）。rev.34 の改訂点: キャリッジシミュレータとつないで空通しすると、カーソルは 1 つなのに「カーソルが2つ以上あります」で一致しない不具合を直した。Core2 で ND1 と CCP の端がほぼ同時に来ると、ESP32 の割り込みは CCP（G13）を ND1（G36）より先に呼ぶため、isrCcp がレベルで数えたパルスに isrNd1 があとから印を付け、次の CCP で同じパルスをもう一度数えていた。直前の CCP で L を見たパルスには isrNd1 で印を付けないようにした（6.9.2）。空通しで検知したカーソルを STATUS（40 バイト）で知らせ、編み機コントロールのキャリッジ欄に、往路・復路それぞれ最初に検知したカーソルを 0 とした残りのカーソルの位置（進行方向へ何目あとか）を出すようにした（5.5 / 6.3.6 / 6.9.3）。機器の LCD の「パタコン」を「SRパタコン」にした（6.9.5）。rev.33 の改訂点: コントロール段の空通しの開始側の並びを、編み機と同じ「左端｜右端」（左のボタンが左端）にした（5.5）。M5 本体の電源を M-Bus の 5V からインタフェース基板と共有で受けるようにし、本体から M-Bus へ 5V を出す回路を起動時に切るようにした（MBUS_5V_INPUT、M5Unified の cfg.output_power = false。6.9.1 / 6.9.7）。rev.32 の改訂点: 編み機コントロールのコントロール段（スタートの左）に空通しボタンと開始側（右端／左端）を常に出すようにした。ポイントカムとカーソルの相対位置がアプリと機器に入っていない（空通しが済んでいない）あいだはスタートを押せず、空通しが済むと押せる。未接続のときもスタートを押せない。送信中は空通しを押せず、ストップすると押せて位置を設定し直せる。パターンの上にキャリッジ表示を置き、次に編む段を大きく出し、編み機のベッドの絵でキャリッジが左端／右端のどちらにあるか、右から左／左から右のどちらへ動かすかを矢印で示し、ポイントカム（PC1..）・選針区間・カーソルも並べる（5.5）。STATUS を 28 バイトにし、キャリッジの針位置を加えた（6.3.6）。あわせて、Arduino IDE でコンパイルすると「'Snap' does not name a type」で止まる不具合を直した。IDE が関数の宣言（プロトタイプ）を最初の関数の前へ自動で入れるため、その位置より後ろで定義していた構造体 Snap が宣言の時点で未定義になっていた。Snap を型定義の位置へ移した（9.2）。対象の機種を M5Stack Core2 と CoreS3（CoreS3 Lite・SE を含む）にし、Basic／Gray の対応をやめた。CoreS3 のピン（M5-Bus 16・15・21・4・22 = G17・G18・G6・G8・G7）と、A・B・C のボタンがない CoreS3 のための画面下のタッチボタンを加えた（6.9.1 / 6.9.7）。機器の LCD に、空通し待ちより前の段階として「パタコン接続待ち」を出すようにした（6.9.5）。rev.31 の改訂点: KnitCtrl_M5.ino を、M5Stack Core2 でシルバーリード電子キャリッジを実際に選針制御するファームウェアにした。最初に空通し（往復）でポイントカムとカーソルの位置を CCP のカウントで求め、往復で一致したら、カーソルを基準にした針位置で選針区間にパターンを出す。キャリッジの置き場所・動かす向き・段とパス・目数を LCD（日本語）と音声で案内し、パスを編み終えたら ACK を返す（6.9）。プロトコルを v3 とし、空通しを始める CALIB（0x04）、状態を知らせる STATUS（0x84）、空通し前の ROW_DATA を断る NAK code 4 を加えた（6.2 / 6.3.4〜6.3.6）。アプリの編み機コントロールにキャリッジ欄（空通しの開始側 右端／左端・空通し・キャリッジの位置と次に動かす向き・空通しの結果）を加え、v3 の機器では空通しが済むまでスタートできないようにした（5.5）。模擬サーバも空通しを返す（6.6）。音声ガイドの WAV 22 個を添付した（6.9.6）。rev.30 の改訂点: ヘッダーのアプリ名「SRパタコン」を白地に黒、その脇の版表示を黒地に白にした（9.3）。rev.29 の改訂点: ヘッダーの「SRパタコン」の脇の版表記を、見やすいチップ（「rev.29」）にした。ツールチップに版の日付（APP_DATE）と対応するファイル形式を出し、ブラウザのタブ名も「SRパタコン rev.29」にした（9.3）。rev.28 の改訂点: パターン集ファイルと現在のパターンの JSON に、ファイル形式の版（version）の確認を入れた。現在のパターンの JSON にも種類（format）・版・保存したアプリ（app）・保存日時を書く。保存は中身に必要な最も低い版で書き、読み込みでは版の無いファイルを v1 とし、このアプリより新しい版は理由を出して読まない。a を外した印を含むファイルを v2 とした（4.4.8 / 付録A）。rev.27 の改訂点: メニューの「パターン読み込み(SRテキスト)」のすぐ下に「現在のパターンをSRテキストで保存」を加えた。パターン集の内容に関係なく、編集中のパターン1件を SR00000 として knit-pattern-SR.txt に書き出す（4.4.3）。rev.26 の改訂点: パターンを編集したら「パターン集に追加」ボタンを緑にしてパターン集への登録を促し、パターン集に追加したら「パターン集を保存」ボタンを青にして保存を促すようにした（4.4.6）。rev.25 の改訂点: パレットのスウォッチをペンで長押ししてもカラー変更バーが開かなかった不具合を直した。押した瞬間にポインタをキャプチャしてペン先のぶれで取り消さないようにし、ブラウザや OS がペンのジェスチャとして横取り（pointercancel）しても長押しを続け、ペン・指の長押しで出る右クリック（contextmenu）もカラー変更バーを開く扱いにした（3.6）。rev.24 の改訂点: 編み機への転送と U-BOX・PC10 への書き出しでは、多色の色1パスに必ず aビット（&lt;）を付けて出すようにした。編集画面で a を外した印（CTRL_A_OFF）は画面の表示だけに効く。U-BOX・PC10 の読み込みで a の無い段に印を付ける処理はやめた（4.2.4 / 付録A）。rev.23 の改訂点: 多色の色1パスの aビット（指示記号 &lt;）も編集できるようにした。既定では従来どおり a を出し、外した段は control の bit4（CTRL_A_OFF）に印を立てて記録する。印は書き出し・転送では出さず（出すのは下位4bitだけ）、パターン集ファイルと JSON には印ごと保存する。U-BOX・PC10 の読み込みでは、色1パスに a が無い段に印を付けて取り込む（2.2 / 4.2.4 / 4.4.6 / 付録A）。rev.22 の改訂点: 編集モードで制御ビット・ブザーをマークできなかった不具合を直した（初期ツールのセル選択では制御マスを無効にしていたこと、多色の既定が編集できない「制御ビット表示モード」だったことが原因）。制御マスはどのツールでも編集できる。制御ビットのドロップリストは、2色では無効（色1パスに固定）、多色（n色）では色1パス〜色(n−1)パスとし、地色の色nパスと「制御ビット表示モード」は選択肢から外した。選んだ色パスのブザーと制御ビットだけを表示し、そのパスを編集する（4.2.4 / 付録A）。rev.21 の改訂点: 「選択・配置」パレットの段・目を足すボタンを、足す側を選べる 段↑+（上）・段↓+（下）・目←+（左）・目→+（右）にした。選択範囲があればその隣に選択の段数・目数ぶん、無ければ図案の端に1本足す。どちら側に足すのか分かりにくかった「段+」「目+」と、rev.20 の ←+・→+・↑+・↓+ は削除した。段−・目− は従来どおり（3.3 / 3.4 / 付録A）。rev.20 の改訂点: 「選択・配置」パレットに、図案の端へ1目・1段を足すボタン ←+（左端）・→+（右端）・↑+（最上段の上）・↓+（最下段の下）を加えた。選択範囲と配置中のゴーストは消さずに図案と一緒にずらす。あわせて、配置中の Enter が直前に押したボタンまで押し直してしまう不具合を直した（3.3 / 3.4 / 付録A）。rev.19 の改訂点: パターン集からのコピーで、コピー元と貼り先の色数（色パス数）が違うときは警告し、コピーしないようにした。先に貼り先の「色数」を合わせてもらう（自動では変えない）。ペーストと確定の時点でも同じ確認をする（4.4.7 / 付録A）。rev.18 の改訂点: 編集モードで、パターン集のパターンをコピーして図案の上に置き、位置を決めて貼り付けられるようにした。目数・段数の外（右端の右・最上段の上）へはみ出して貼るときは警告し、目数・段数を広げてから貼る（広げずに切り捨てることもできる）。配置中は図案の上と右に配置余白を出し、はみ出した部分も見えるようにした。編集モードではパターン集の「読込」を「コピー」とし、「DAT」と「削除」を無効にした（3.3 / 3.7 / 4.4.7 / 付録A）。rev.17 の改訂点: ペンツールのマークを入力の種類で分けた。タッチペン・マウスは1タップでマークし、ダブルタップが要るのは指だけにした。指のダブルタップは同じマスを必須とせず、1タップ目の押下位置から24ピクセル以内なら成立させ、マークは1タップ目のマスに付ける。判定時間は500msにした（タッチペンでダブルタップすると、ペン先のわずかなずれで2タップ目が隣のマスに入り、ダブルタップと認識されなかったため）（1.3 / 3.2）。rev.16 の改訂点: SRDS一式のZIPのファイル名を SRDS.zip に固定した（日付入りの SRDS.zip はどれをカードへ入れたのか分からなくなり混乱のもとになったため）（4.3.7 / 4.2 / 付録A）。rev.15 の改訂点: ペンでマスをマークする操作をダブルタップに変えた（タブレットで手やそでが触れてもマークされないようにするため）。1タップ目では描かず、長押しで地色に戻す操作は1タップ目からできる（3.2 / 付録A）。rev.14 の改訂点: パターン集ファイルにメモを持たせた。保存名ダイアログでメモを入力・編集し、ファイルへ書き出して読み戻し、パターン集ウィンドウではファイル名の下に表示する（4.4.6 / 付録A）。rev.13 の改訂点: カラー変更バーの「適用」（テキスト入力の Enter も同じ）で色を確定したら、バーを閉じるようにした（3.6）。rev.12 の改訂点: パレット窓のカラー変更バーを開閉式にし、スウォッチの長押しか見出しの「色」ボタンで下部に開くようにした。一括置換と全マス地色戻しもバーの中へ移した（3.6）。rev.11 の改訂点: ツールバーの「元に戻す」「やり直し」をセル選択の左へ移した（3.2）。</w:t>
       </w:r>
     </w:p>
     <w:p>
@@ -24332,7 +24332,7 @@
           <w:sz w:val="20"/>
           <w:szCs w:val="20"/>
         </w:rPr>
-        <w:t>キャリッジの信号の名前（rev.43、2026-10-17）: OCD = キャリッジ方向（旧 HOK）、ONP = 編み目カウント（旧 CCP）、OPC = ポイントカム有効区間（旧 KSL）、ON1 = カーソル（旧 ND1）、INS = 選針（旧 DOB）。O はキャリッジから出る信号、I はキャリッジへ入る信号。キャリッジのコネクタ（DIN 7 ピン メス）と XH 8 ピン（ケーブル色）の対応は次のとおり（2026-10-22 に OCD と OPC の行を訂正。それまでは逆に書いていた）。</w:t>
+        <w:t>キャリッジの信号の名前（rev.43、2026-10-17）: OCD = キャリッジ方向（旧 HOK）、ONP = 編み針カウント（旧 CCP）、OPC = ポイントカム有効区間（旧 KSL）、ON1 = カーソル（旧 ND1）、INS = 選針（旧 DOB）。O はキャリッジから出る信号、I はキャリッジへ入る信号。キャリッジのコネクタ（DIN 7 ピン メス）と XH 8 ピン（ケーブル色）の対応は次のとおり（2026-10-22 に OCD と OPC の行を訂正。それまでは逆に書いていた）。</w:t>
       </w:r>
     </w:p>
     <w:tbl>
@@ -25149,7 +25149,7 @@
                 <w:sz w:val="18"/>
                 <w:szCs w:val="18"/>
               </w:rPr>
-              <w:t xml:space="preserve">編み目カウント。L→H の立ち上がりパルス</w:t>
+              <w:t>編み針カウント。L→H の立ち上がりパルス</w:t>
             </w:r>
           </w:p>
         </w:tc>

--- a/docs/SRパタコン_詳細仕様書_多色261003.docx
+++ b/docs/SRパタコン_詳細仕様書_多色261003.docx
@@ -72,6 +72,35 @@
       <w:r>
         <w:rPr>
           <w:rFonts w:ascii="Noto Sans CJK JP" w:cs="Noto Sans CJK JP" w:eastAsia="Noto Sans CJK JP" w:hAnsi="Noto Sans CJK JP"/>
+          <w:b/>
+          <w:sz w:val="20"/>
+          <w:szCs w:val="20"/>
+        </w:rPr>
+        <w:t>ベータ版（公開は初回。仕様は今後変わることがあります）</w:t>
+      </w:r>
+    </w:p>
+    <w:p>
+      <w:pPr>
+        <w:spacing w:after="0" w:before="1400"/>
+        <w:jc w:val="center"/>
+      </w:pPr>
+      <w:r>
+        <w:rPr>
+          <w:rFonts w:ascii="Noto Sans CJK JP" w:cs="Noto Sans CJK JP" w:eastAsia="Noto Sans CJK JP" w:hAnsi="Noto Sans CJK JP"/>
+          <w:sz w:val="20"/>
+          <w:szCs w:val="20"/>
+        </w:rPr>
+        <w:t>現行の版: アプリ rev.47 ／ M5キャリコン rev.46 ／ キャリッジシミュレータ 1017 ／ 詳細仕様書 261003版 rev.47（2026年10月22日に訂正）</w:t>
+      </w:r>
+    </w:p>
+    <w:p>
+      <w:pPr>
+        <w:spacing w:after="0" w:before="1400"/>
+        <w:jc w:val="center"/>
+      </w:pPr>
+      <w:r>
+        <w:rPr>
+          <w:rFonts w:ascii="Noto Sans CJK JP" w:cs="Noto Sans CJK JP" w:eastAsia="Noto Sans CJK JP" w:hAnsi="Noto Sans CJK JP"/>
           <w:sz w:val="20"/>
           <w:szCs w:val="20"/>
         </w:rPr>
@@ -120,52 +149,7 @@
           <w:sz w:val="17"/>
           <w:szCs w:val="17"/>
         </w:rPr>
-        <w:t xml:space="preserve">rev.46 の改訂点（ファームウェアと文書のみ。アプリは rev.45 のまま）: M5キャリコンの選針出力 ONS の論理を、キャリッジの INS と同じ L（GND）= 選針、H（5V）= 平編みに直した。rev.45 までは ONS_ACTIVE_HIGH = true で H を選針として出していて、INS の論理と逆だった。ONS_ACTIVE_HIGH の既定を false にした（true にすると H = 選針になる）。L が選針になったので、起動時は ONS を出力にする前に H（平編み）を出力レジスタに入れておき、出力にした瞬間に L を出さないようにした。電源を入れてから setup() までは M5 が ONS を駆動しないので、インタフェース側で H にプルアップしておく。キャリッジシミュレータ（INS = L で選針）と SRパタコンは変えていない（6.9.1・6.9.7）。</w:t>
-      </w:r>
-    </w:p>
-    <w:p>
-      <w:pPr>
-        <w:spacing w:after="0" w:before="60"/>
-        <w:jc w:val="center"/>
-      </w:pPr>
-      <w:r>
-        <w:rPr>
-          <w:rFonts w:ascii="Noto Sans Mono CJK JP" w:cs="Noto Sans Mono CJK JP" w:eastAsia="Noto Sans Mono CJK JP" w:hAnsi="Noto Sans Mono CJK JP"/>
-          <w:color w:val="44546A"/>
-          <w:sz w:val="17"/>
-          <w:szCs w:val="17"/>
-        </w:rPr>
-        <w:t xml:space="preserve">rev.45 の改訂点（アプリのみ。M5キャリコンは rev.44 のまま）: 編み機コントロールのキャリッジ欄のツールチップに残っていた旧名を、M5キャリコンの記号（rev.44）に直した（カーソル ND1 → IN1、針の数 CCP → INP）。APP_REV を rev.45、APP_DATE を 2026-10-17 にし、4形式を生成し直した。動作は変えていない。あわせて 9.1 のバンドル生成の手順を、実際に使っているもの（esbuild 0.24.0、JSX は既定の React.createElement で変換）に直した（5.5・9.1・9.2）。ファイル名の日付を 1017 にした（SRパタコン多色1017.tsx / .jsx / _cdn.html / _offline.html。1.2）。</w:t>
-      </w:r>
-    </w:p>
-    <w:p>
-      <w:pPr>
-        <w:spacing w:after="0" w:before="60"/>
-        <w:jc w:val="center"/>
-      </w:pPr>
-      <w:r>
-        <w:rPr>
-          <w:rFonts w:ascii="Noto Sans Mono CJK JP" w:cs="Noto Sans Mono CJK JP" w:eastAsia="Noto Sans Mono CJK JP" w:hAnsi="Noto Sans Mono CJK JP"/>
-          <w:color w:val="44546A"/>
-          <w:sz w:val="17"/>
-          <w:szCs w:val="17"/>
-        </w:rPr>
-        <w:t xml:space="preserve">rev.44 の改訂点（ファームウェアと文書のみ。動作は変えていない。アプリは rev.39 のまま）: M5キャリコンの GPIO の記号を、M5 から見た向きで I と O を付け替えた名前にした。ICD（キャリッジの OCD）、INP（ONP）、IPC（OPC）、IN1（ON1）、ONS（INS）。先頭の I は M5 へ入る信号、O は M5 から出る信号。キャリッジとキャリッジシミュレータは従来どおり OCD・ONP・OPC・ON1・INS。KnitCtrl_M5.ino の定数・関数・変数の名前（ONS_ACTIVE_HIGH・IPC_GATE・IN1_GUARD・isrInp・isrIn1・onsOff・ピンの構造体 IoPins など）とシリアルの [IO] 行もそろえ、本書の 6.3.6・6.9・9.2・10・付録A も M5 の記号で書いた（6.9.1）。</w:t>
-      </w:r>
-    </w:p>
-    <w:p>
-      <w:pPr>
-        <w:spacing w:after="0" w:before="60"/>
-        <w:jc w:val="center"/>
-      </w:pPr>
-      <w:r>
-        <w:rPr>
-          <w:rFonts w:ascii="Noto Sans Mono CJK JP" w:cs="Noto Sans Mono CJK JP" w:eastAsia="Noto Sans Mono CJK JP" w:hAnsi="Noto Sans Mono CJK JP"/>
-          <w:color w:val="44546A"/>
-          <w:sz w:val="17"/>
-          <w:szCs w:val="17"/>
-        </w:rPr>
-        <w:t>rev.43 の改訂点（ファームウェアと文書のみ。動作は変えていない。アプリは rev.39 のまま）: キャリッジの信号の名前を読みやすく改めた。OCD（キャリッジ方向。旧 HOK）、ONP（編み針カウント。旧 CCP）、OPC（ポイントカム有効区間。旧 KSL）、ON1（カーソル。旧 ND1）、INS（選針。旧 DOB）。先頭の O はキャリッジから出る信号、I はキャリッジへ入る信号。KnitCtrl_M5.ino の定数と関数の名前（INS_ACTIVE_HIGH・OPC_GATE・ON1_GUARD・isrOnp・isrOn1・insOff など）と、シリアルの [IO] 行もそろえた。キャリッジのコネクタ（DIN 7 ピン メス）と XH 8 ピン（ケーブル色）の対応を加えた（ON1 = DIN 1、OCD = DIN 2、INS = DIN 3、ONP = DIN 4、OPC = DIN 5。6.9.1。OCD と OPC は逆で、2026-10-22 に訂正）。rev.42 以前の改訂点は当時の名前のまま。rev.42 の改訂点（ファームウェアと音声。アプリは rev.39 のまま）: M5キャリコンの WebSocket の生存確認を、ライブラリのハートビート（全クライアント共通で ping 15 s・pong 待ち 3 s・連続 2 回の失敗で切る＝約 33〜48 秒）から自前の ping に替え、送信相手（SRパタコン）は応答（pong・フレーム）が LINK_TIMEOUT_MS（10 分）途絶えるまで切らないようにした。糸処理などでタブレットがスリープしても 10 分まではつないだままで、編み込みも止めない。探索のプローブなどそれ以外のクライアントは従来並みに PROBE_TIMEOUT_MS（36 秒）で切ってスロットを回収する。10 分で切ったときは音声 24「SRパタコンとの接続が切れました。SRパタコンから接続し直してください。」で警告し（送信中なら続けて音声 12）、相手が BYE なしで閉じたとき（タブレットのブラウザが接続を閉じた等）は、そこから 10 分つなぎ直さなければ音声 24 で警告する。SRパタコンの「切断」（BYE のあとの切断）と本体の A+C 長押しで「SRパタコン接続待ち」の画面になったときは、音声 23「SRパタコンとの接続を解除しました。SRパタコンの接続を待っています。」で知らせる。音声 23・24 を VOICEVOX:青山龍星で足した（7.4・6.9.5・6.9.6）。rev.41 の改訂点（ファームウェアのみ。アプリは rev.39、音声は rev.40 のまま）: M5キャリコンの「SRパタコン接続待ち」の画面で、B ボタンで音声の音量を下げ、C ボタンで上げられるようにした（C は短く押して離したとき。長押しは従来どおり WiFi 設定ポータル）。音量は 1〜10 の 10 段階（段階 × 25 を M5.Speaker の音量にする）で、変えるたびにその音量で短く鳴らし、端でそれ以上変えられないときは低い音を鳴らす。セットした音量は NVS（キー vol）に保存し、電源を切っても残す。保存がないときは 8（= 200。それまでの VOICE_VOLUME と同じ）。画面には音量のバーと「n/10」を出し、Core2 は画面の下のボタンの位置に合わせて「A 空通し」「B 音量－」「C 音量＋」を出す。CoreS3 は下のタッチボタンの名前を「B 音量－」「C 音量＋」に切り替える。接続待ちの間は B で開始側を切り替えない（つないだあと、本体の A で空通しを始めたあとは従来どおり）（6.9.5・6.9.6・6.9.7）。rev.40 の改訂点（音声とファームの文言のみ。アプリは rev.39 のまま）: 音声ガイドの WAV 22 個を、VOICEVOX の男性の声「青山龍星（ノーマル）」で作り直した（それまでは Open JTalk）。05・19 は「SRパタコン」と読み（「エスアールパタコン」）、空通しは「からどおし」と読む（ユーザー辞書で補う）。M5 の小さいスピーカーでは低音が出ないので 120 Hz 以下を落とし、ピーク −1 dB にそろえた。KnitCtrl_M5.ino は VOICE_TEXT の 05・19 の文を「SRパタコン」にしただけで、処理は変えていない。生成した音声を使うときは「VOICEVOX:青山龍星」とクレジットを記載する（6.9.6）。rev.39 の改訂点（アプリのみ。M5キャリコンは rev.38 のまま）: 編み機コントロールのキャリッジ表示で、キャリッジを実際にいる側に置き、矢印をそこから動かす向きへ出すようにした。右へ動かす指示はベッドの左側に置いたキャリッジと右矢印、左へ動かす指示は右側のキャリッジと左矢印になる。動いている間は左右の端へ飛ばさず、動き出した位置から今のトラバースで数えた針の分だけ進め（機器が針位置を合わせられていればその位置）、描く位置をなめらかに移す（useGlide）。以前は動き出した瞬間にキャリッジが行き先の端に描かれ、針位置が分かると途中へ戻るなど、左右へ飛んでいた。空通しの往路で動いたあと止まったときは「左端まで来たら右へ戻す」と戻る向きの矢印を、復路で動いたあと止まったときは「判定中…」を出す（5.5）。rev.38 の改訂点（ファームウェアのみ。アプリは rev.37 のまま）: M5キャリコンの LCD で、パターン表示を画面の下 1/3（Core2 は 80px。CoreS3 は下のタッチボタンを除いて 56px）にし、案内の領域を 142px に広げた。編み込み中は、今のデザイン段を 3 倍の黄色の数字で「段 14/40」のように大きく出し、パスは右上の糸色見本（その糸の色で塗る）に「パス 色n」と 3 倍の「p/P」で出す。段数が多く入りきらないとき（1000 段など）は今の段を 2 倍にする。表示専用のときも段を同じく大きく出す（6.7・6.9.5）。rev.37 の改訂点: rev.36 で入れたネットワーク障害時の自動再接続（10 回）と「再接続中」「ネットワーク障害」の表示、応答途絶の監視（6 秒）、STATUS の 2 秒ごとの送信と READY の [2] を取りやめた（糸処理などの待ち時間に再接続を促す表示が出て紛らわしいため）。M5Stack によるキャリッジコントローラー（KnitCtrl_M5。以下「M5キャリコン」）を「SRパタコン接続待ち」の画面にするのは、空通し等の待機中に SRパタコンの「切断」（BYE）で切ったときと、本体の A・C ボタンの同時長押しで切ったときだけにした。BYE なしで切れたとき（ネットワーク等）は画面を変えない（送信中なら従来どおり編み込みを止める）。本体の A・C ボタンを同時に 2 秒押すと、SRパタコンへ切断要求（0x85）を送ってリンクを切る。SRパタコンは切断要求を受けると BYE を返して閉じ、編み機コントロールを閉じてパターン表示モードに戻る。A ボタンは離したときに働くようにした（C と同時に押したときは働かない）（6.2・6.3.4・6.5.2・6.9.5・6.9.7・7.4）。rev.36 の改訂点（rev.37 で一部取り下げ）: SRパタコンの「切断」・閉じる・ページを離れるときに、閉じる直前に BYE（0x05）を送るようにした。あわせて入れたネットワーク障害時の自動再接続と表示は rev.37 で取りやめた。rev.35 の改訂点（ファームウェアのみ。アプリは rev.34 のまま）: M5 で、空通し待ちの間に SRパタコンとの接続が切れたら「SRパタコン接続待ち」の画面にするようにした。画面には「空通しの途中で切断（接続後に続けます）」と出し、まだ鳴らしていない置き場所の案内は捨てる。つなぎ直すと空通し待ちの案内に戻り、置き場所の音声をもう一度鳴らす。往路・復路の途中で切れたときは空通しを続け、終わったら（完了・不一致とも）接続待ちの画面にする。本体の A・B ボタンで始めた空通しは、アプリなしでも案内を出す（6.9.5）。rev.34 の改訂点: キャリッジシミュレータとつないで空通しすると、カーソルは 1 つなのに「カーソルが2つ以上あります」で一致しない不具合を直した。Core2 で ND1 と CCP の端がほぼ同時に来ると、ESP32 の割り込みは CCP（G13）を ND1（G36）より先に呼ぶため、isrCcp がレベルで数えたパルスに isrNd1 があとから印を付け、次の CCP で同じパルスをもう一度数えていた。直前の CCP で L を見たパルスには isrNd1 で印を付けないようにした（6.9.2）。空通しで検知したカーソルを STATUS（40 バイト）で知らせ、編み機コントロールのキャリッジ欄に、往路・復路それぞれ最初に検知したカーソルを 0 とした残りのカーソルの位置（進行方向へ何目あとか）を出すようにした（5.5 / 6.3.6 / 6.9.3）。機器の LCD の「パタコン」を「SRパタコン」にした（6.9.5）。rev.33 の改訂点: コントロール段の空通しの開始側の並びを、編み機と同じ「左端｜右端」（左のボタンが左端）にした（5.5）。M5 本体の電源を M-Bus の 5V からインタフェース基板と共有で受けるようにし、本体から M-Bus へ 5V を出す回路を起動時に切るようにした（MBUS_5V_INPUT、M5Unified の cfg.output_power = false。6.9.1 / 6.9.7）。rev.32 の改訂点: 編み機コントロールのコントロール段（スタートの左）に空通しボタンと開始側（右端／左端）を常に出すようにした。ポイントカムとカーソルの相対位置がアプリと機器に入っていない（空通しが済んでいない）あいだはスタートを押せず、空通しが済むと押せる。未接続のときもスタートを押せない。送信中は空通しを押せず、ストップすると押せて位置を設定し直せる。パターンの上にキャリッジ表示を置き、次に編む段を大きく出し、編み機のベッドの絵でキャリッジが左端／右端のどちらにあるか、右から左／左から右のどちらへ動かすかを矢印で示し、ポイントカム（PC1..）・選針区間・カーソルも並べる（5.5）。STATUS を 28 バイトにし、キャリッジの針位置を加えた（6.3.6）。あわせて、Arduino IDE でコンパイルすると「'Snap' does not name a type」で止まる不具合を直した。IDE が関数の宣言（プロトタイプ）を最初の関数の前へ自動で入れるため、その位置より後ろで定義していた構造体 Snap が宣言の時点で未定義になっていた。Snap を型定義の位置へ移した（9.2）。対象の機種を M5Stack Core2 と CoreS3（CoreS3 Lite・SE を含む）にし、Basic／Gray の対応をやめた。CoreS3 のピン（M5-Bus 16・15・21・4・22 = G17・G18・G6・G8・G7）と、A・B・C のボタンがない CoreS3 のための画面下のタッチボタンを加えた（6.9.1 / 6.9.7）。機器の LCD に、空通し待ちより前の段階として「パタコン接続待ち」を出すようにした（6.9.5）。rev.31 の改訂点: KnitCtrl_M5.ino を、M5Stack Core2 でシルバーリード電子キャリッジを実際に選針制御するファームウェアにした。最初に空通し（往復）でポイントカムとカーソルの位置を CCP のカウントで求め、往復で一致したら、カーソルを基準にした針位置で選針区間にパターンを出す。キャリッジの置き場所・動かす向き・段とパス・目数を LCD（日本語）と音声で案内し、パスを編み終えたら ACK を返す（6.9）。プロトコルを v3 とし、空通しを始める CALIB（0x04）、状態を知らせる STATUS（0x84）、空通し前の ROW_DATA を断る NAK code 4 を加えた（6.2 / 6.3.4〜6.3.6）。アプリの編み機コントロールにキャリッジ欄（空通しの開始側 右端／左端・空通し・キャリッジの位置と次に動かす向き・空通しの結果）を加え、v3 の機器では空通しが済むまでスタートできないようにした（5.5）。模擬サーバも空通しを返す（6.6）。音声ガイドの WAV 22 個を添付した（6.9.6）。rev.30 の改訂点: ヘッダーのアプリ名「SRパタコン」を白地に黒、その脇の版表示を黒地に白にした（9.3）。rev.29 の改訂点: ヘッダーの「SRパタコン」の脇の版表記を、見やすいチップ（「rev.29」）にした。ツールチップに版の日付（APP_DATE）と対応するファイル形式を出し、ブラウザのタブ名も「SRパタコン rev.29」にした（9.3）。rev.28 の改訂点: パターン集ファイルと現在のパターンの JSON に、ファイル形式の版（version）の確認を入れた。現在のパターンの JSON にも種類（format）・版・保存したアプリ（app）・保存日時を書く。保存は中身に必要な最も低い版で書き、読み込みでは版の無いファイルを v1 とし、このアプリより新しい版は理由を出して読まない。a を外した印を含むファイルを v2 とした（4.4.8 / 付録A）。rev.27 の改訂点: メニューの「パターン読み込み(SRテキスト)」のすぐ下に「現在のパターンをSRテキストで保存」を加えた。パターン集の内容に関係なく、編集中のパターン1件を SR00000 として knit-pattern-SR.txt に書き出す（4.4.3）。rev.26 の改訂点: パターンを編集したら「パターン集に追加」ボタンを緑にしてパターン集への登録を促し、パターン集に追加したら「パターン集を保存」ボタンを青にして保存を促すようにした（4.4.6）。rev.25 の改訂点: パレットのスウォッチをペンで長押ししてもカラー変更バーが開かなかった不具合を直した。押した瞬間にポインタをキャプチャしてペン先のぶれで取り消さないようにし、ブラウザや OS がペンのジェスチャとして横取り（pointercancel）しても長押しを続け、ペン・指の長押しで出る右クリック（contextmenu）もカラー変更バーを開く扱いにした（3.6）。rev.24 の改訂点: 編み機への転送と U-BOX・PC10 への書き出しでは、多色の色1パスに必ず aビット（&lt;）を付けて出すようにした。編集画面で a を外した印（CTRL_A_OFF）は画面の表示だけに効く。U-BOX・PC10 の読み込みで a の無い段に印を付ける処理はやめた（4.2.4 / 付録A）。rev.23 の改訂点: 多色の色1パスの aビット（指示記号 &lt;）も編集できるようにした。既定では従来どおり a を出し、外した段は control の bit4（CTRL_A_OFF）に印を立てて記録する。印は書き出し・転送では出さず（出すのは下位4bitだけ）、パターン集ファイルと JSON には印ごと保存する。U-BOX・PC10 の読み込みでは、色1パスに a が無い段に印を付けて取り込む（2.2 / 4.2.4 / 4.4.6 / 付録A）。rev.22 の改訂点: 編集モードで制御ビット・ブザーをマークできなかった不具合を直した（初期ツールのセル選択では制御マスを無効にしていたこと、多色の既定が編集できない「制御ビット表示モード」だったことが原因）。制御マスはどのツールでも編集できる。制御ビットのドロップリストは、2色では無効（色1パスに固定）、多色（n色）では色1パス〜色(n−1)パスとし、地色の色nパスと「制御ビット表示モード」は選択肢から外した。選んだ色パスのブザーと制御ビットだけを表示し、そのパスを編集する（4.2.4 / 付録A）。rev.21 の改訂点: 「選択・配置」パレットの段・目を足すボタンを、足す側を選べる 段↑+（上）・段↓+（下）・目←+（左）・目→+（右）にした。選択範囲があればその隣に選択の段数・目数ぶん、無ければ図案の端に1本足す。どちら側に足すのか分かりにくかった「段+」「目+」と、rev.20 の ←+・→+・↑+・↓+ は削除した。段−・目− は従来どおり（3.3 / 3.4 / 付録A）。rev.20 の改訂点: 「選択・配置」パレットに、図案の端へ1目・1段を足すボタン ←+（左端）・→+（右端）・↑+（最上段の上）・↓+（最下段の下）を加えた。選択範囲と配置中のゴーストは消さずに図案と一緒にずらす。あわせて、配置中の Enter が直前に押したボタンまで押し直してしまう不具合を直した（3.3 / 3.4 / 付録A）。rev.19 の改訂点: パターン集からのコピーで、コピー元と貼り先の色数（色パス数）が違うときは警告し、コピーしないようにした。先に貼り先の「色数」を合わせてもらう（自動では変えない）。ペーストと確定の時点でも同じ確認をする（4.4.7 / 付録A）。rev.18 の改訂点: 編集モードで、パターン集のパターンをコピーして図案の上に置き、位置を決めて貼り付けられるようにした。目数・段数の外（右端の右・最上段の上）へはみ出して貼るときは警告し、目数・段数を広げてから貼る（広げずに切り捨てることもできる）。配置中は図案の上と右に配置余白を出し、はみ出した部分も見えるようにした。編集モードではパターン集の「読込」を「コピー」とし、「DAT」と「削除」を無効にした（3.3 / 3.7 / 4.4.7 / 付録A）。rev.17 の改訂点: ペンツールのマークを入力の種類で分けた。タッチペン・マウスは1タップでマークし、ダブルタップが要るのは指だけにした。指のダブルタップは同じマスを必須とせず、1タップ目の押下位置から24ピクセル以内なら成立させ、マークは1タップ目のマスに付ける。判定時間は500msにした（タッチペンでダブルタップすると、ペン先のわずかなずれで2タップ目が隣のマスに入り、ダブルタップと認識されなかったため）（1.3 / 3.2）。rev.16 の改訂点: SRDS一式のZIPのファイル名を SRDS.zip に固定した（日付入りの SRDS.zip はどれをカードへ入れたのか分からなくなり混乱のもとになったため）（4.3.7 / 4.2 / 付録A）。rev.15 の改訂点: ペンでマスをマークする操作をダブルタップに変えた（タブレットで手やそでが触れてもマークされないようにするため）。1タップ目では描かず、長押しで地色に戻す操作は1タップ目からできる（3.2 / 付録A）。rev.14 の改訂点: パターン集ファイルにメモを持たせた。保存名ダイアログでメモを入力・編集し、ファイルへ書き出して読み戻し、パターン集ウィンドウではファイル名の下に表示する（4.4.6 / 付録A）。rev.13 の改訂点: カラー変更バーの「適用」（テキスト入力の Enter も同じ）で色を確定したら、バーを閉じるようにした（3.6）。rev.12 の改訂点: パレット窓のカラー変更バーを開閉式にし、スウォッチの長押しか見出しの「色」ボタンで下部に開くようにした。一括置換と全マス地色戻しもバーの中へ移した（3.6）。rev.11 の改訂点: ツールバーの「元に戻す」「やり直し」をセル選択の左へ移した（3.2）。</w:t>
+        <w:t>rev.46 以前の改訂履歴は、開発中の記録として文書の最後（付録C）にまとめている。</w:t>
       </w:r>
     </w:p>
     <w:p>
@@ -49919,6 +49903,98 @@
           <w:szCs w:val="20"/>
         </w:rPr>
         <w:t xml:space="preserve">このため parseUBox（読み込み）と buildPC10（書き込み）では、最終バイト上位ニブルに対して nib4rev によるビット反転を施し、内部表現との間で相互変換する。内部表現側および WebSocket プロトコル側のビット順は変更しない。この反転は実機との往復（U-BOX 読込 → PC10 書出し）で保存されることを単体テストで確認済みである。</w:t>
+      </w:r>
+    </w:p>
+    <w:p>
+      <w:pPr>
+        <w:pStyle w:val="Heading1"/>
+        <w:spacing w:after="140" w:before="300"/>
+      </w:pPr>
+      <w:r>
+        <w:rPr>
+          <w:rFonts w:ascii="Noto Sans CJK JP" w:cs="Noto Sans CJK JP" w:eastAsia="Noto Sans CJK JP" w:hAnsi="Noto Sans CJK JP"/>
+          <w:b/>
+          <w:bCs/>
+          <w:color w:val="1F3864"/>
+          <w:sz w:val="28"/>
+          <w:szCs w:val="28"/>
+        </w:rPr>
+        <w:t>付録C. 旧改訂履歴（rev.43〜rev.46）</w:t>
+      </w:r>
+    </w:p>
+    <w:p>
+      <w:pPr>
+        <w:spacing w:after="0" w:before="60"/>
+        <w:jc w:val="center"/>
+      </w:pPr>
+      <w:r>
+        <w:rPr>
+          <w:rFonts w:ascii="Noto Sans Mono CJK JP" w:cs="Noto Sans Mono CJK JP" w:eastAsia="Noto Sans Mono CJK JP" w:hAnsi="Noto Sans Mono CJK JP"/>
+          <w:color w:val="44546A"/>
+          <w:sz w:val="17"/>
+          <w:szCs w:val="17"/>
+        </w:rPr>
+        <w:t>開発中の改訂の記録（新しい順）。rev.42 以前は GitHub の Markdown 版（詳細仕様書.md）の付録C にある。</w:t>
+      </w:r>
+    </w:p>
+    <w:p>
+      <w:pPr>
+        <w:spacing w:after="0" w:before="60"/>
+        <w:jc w:val="center"/>
+      </w:pPr>
+      <w:r>
+        <w:rPr>
+          <w:rFonts w:ascii="Noto Sans Mono CJK JP" w:cs="Noto Sans Mono CJK JP" w:eastAsia="Noto Sans Mono CJK JP" w:hAnsi="Noto Sans Mono CJK JP"/>
+          <w:color w:val="44546A"/>
+          <w:sz w:val="17"/>
+          <w:szCs w:val="17"/>
+        </w:rPr>
+        <w:t xml:space="preserve">rev.46 の改訂点（ファームウェアと文書のみ。アプリは rev.45 のまま）: M5キャリコンの選針出力 ONS の論理を、キャリッジの INS と同じ L（GND）= 選針、H（5V）= 平編みに直した。rev.45 までは ONS_ACTIVE_HIGH = true で H を選針として出していて、INS の論理と逆だった。ONS_ACTIVE_HIGH の既定を false にした（true にすると H = 選針になる）。L が選針になったので、起動時は ONS を出力にする前に H（平編み）を出力レジスタに入れておき、出力にした瞬間に L を出さないようにした。電源を入れてから setup() までは M5 が ONS を駆動しないので、インタフェース側で H にプルアップしておく。キャリッジシミュレータ（INS = L で選針）と SRパタコンは変えていない（6.9.1・6.9.7）。</w:t>
+      </w:r>
+    </w:p>
+    <w:p>
+      <w:pPr>
+        <w:spacing w:after="0" w:before="60"/>
+        <w:jc w:val="center"/>
+      </w:pPr>
+      <w:r>
+        <w:rPr>
+          <w:rFonts w:ascii="Noto Sans Mono CJK JP" w:cs="Noto Sans Mono CJK JP" w:eastAsia="Noto Sans Mono CJK JP" w:hAnsi="Noto Sans Mono CJK JP"/>
+          <w:color w:val="44546A"/>
+          <w:sz w:val="17"/>
+          <w:szCs w:val="17"/>
+        </w:rPr>
+        <w:t xml:space="preserve">rev.45 の改訂点（アプリのみ。M5キャリコンは rev.44 のまま）: 編み機コントロールのキャリッジ欄のツールチップに残っていた旧名を、M5キャリコンの記号（rev.44）に直した（カーソル ND1 → IN1、針の数 CCP → INP）。APP_REV を rev.45、APP_DATE を 2026-10-17 にし、4形式を生成し直した。動作は変えていない。あわせて 9.1 のバンドル生成の手順を、実際に使っているもの（esbuild 0.24.0、JSX は既定の React.createElement で変換）に直した（5.5・9.1・9.2）。ファイル名の日付を 1017 にした（SRパタコン多色1017.tsx / .jsx / _cdn.html / _offline.html。1.2）。</w:t>
+      </w:r>
+    </w:p>
+    <w:p>
+      <w:pPr>
+        <w:spacing w:after="0" w:before="60"/>
+        <w:jc w:val="center"/>
+      </w:pPr>
+      <w:r>
+        <w:rPr>
+          <w:rFonts w:ascii="Noto Sans Mono CJK JP" w:cs="Noto Sans Mono CJK JP" w:eastAsia="Noto Sans Mono CJK JP" w:hAnsi="Noto Sans Mono CJK JP"/>
+          <w:color w:val="44546A"/>
+          <w:sz w:val="17"/>
+          <w:szCs w:val="17"/>
+        </w:rPr>
+        <w:t xml:space="preserve">rev.44 の改訂点（ファームウェアと文書のみ。動作は変えていない。アプリは rev.39 のまま）: M5キャリコンの GPIO の記号を、M5 から見た向きで I と O を付け替えた名前にした。ICD（キャリッジの OCD）、INP（ONP）、IPC（OPC）、IN1（ON1）、ONS（INS）。先頭の I は M5 へ入る信号、O は M5 から出る信号。キャリッジとキャリッジシミュレータは従来どおり OCD・ONP・OPC・ON1・INS。KnitCtrl_M5.ino の定数・関数・変数の名前（ONS_ACTIVE_HIGH・IPC_GATE・IN1_GUARD・isrInp・isrIn1・onsOff・ピンの構造体 IoPins など）とシリアルの [IO] 行もそろえ、本書の 6.3.6・6.9・9.2・10・付録A も M5 の記号で書いた（6.9.1）。</w:t>
+      </w:r>
+    </w:p>
+    <w:p>
+      <w:pPr>
+        <w:spacing w:after="0" w:before="60"/>
+        <w:jc w:val="center"/>
+      </w:pPr>
+      <w:r>
+        <w:rPr>
+          <w:rFonts w:ascii="Noto Sans Mono CJK JP" w:cs="Noto Sans Mono CJK JP" w:eastAsia="Noto Sans Mono CJK JP" w:hAnsi="Noto Sans Mono CJK JP"/>
+          <w:color w:val="44546A"/>
+          <w:sz w:val="17"/>
+          <w:szCs w:val="17"/>
+        </w:rPr>
+        <w:t>rev.43 の改訂点（ファームウェアと文書のみ。動作は変えていない。アプリは rev.39 のまま）: キャリッジの信号の名前を読みやすく改めた。OCD（キャリッジ方向。旧 HOK）、ONP（編み針カウント。旧 CCP）、OPC（ポイントカム有効区間。旧 KSL）、ON1（カーソル。旧 ND1）、INS（選針。旧 DOB）。先頭の O はキャリッジから出る信号、I はキャリッジへ入る信号。KnitCtrl_M5.ino の定数と関数の名前（INS_ACTIVE_HIGH・OPC_GATE・ON1_GUARD・isrOnp・isrOn1・insOff など）と、シリアルの [IO] 行もそろえた。キャリッジのコネクタ（DIN 7 ピン メス）と XH 8 ピン（ケーブル色）の対応を加えた（ON1 = DIN 1、OCD = DIN 2、INS = DIN 3、ONP = DIN 4、OPC = DIN 5。6.9.1。OCD と OPC は逆で、2026-10-22 に訂正）。rev.42 以前の改訂点は当時の名前のまま。rev.42 の改訂点（ファームウェアと音声。アプリは rev.39 のまま）: M5キャリコンの WebSocket の生存確認を、ライブラリのハートビート（全クライアント共通で ping 15 s・pong 待ち 3 s・連続 2 回の失敗で切る＝約 33〜48 秒）から自前の ping に替え、送信相手（SRパタコン）は応答（pong・フレーム）が LINK_TIMEOUT_MS（10 分）途絶えるまで切らないようにした。糸処理などでタブレットがスリープしても 10 分まではつないだままで、編み込みも止めない。探索のプローブなどそれ以外のクライアントは従来並みに PROBE_TIMEOUT_MS（36 秒）で切ってスロットを回収する。10 分で切ったときは音声 24「SRパタコンとの接続が切れました。SRパタコンから接続し直してください。」で警告し（送信中なら続けて音声 12）、相手が BYE なしで閉じたとき（タブレットのブラウザが接続を閉じた等）は、そこから 10 分つなぎ直さなければ音声 24 で警告する。SRパタコンの「切断」（BYE のあとの切断）と本体の A+C 長押しで「SRパタコン接続待ち」の画面になったときは、音声 23「SRパタコンとの接続を解除しました。SRパタコンの接続を待っています。」で知らせる。音声 23・24 を VOICEVOX:青山龍星で足した（7.4・6.9.5・6.9.6）。rev.41 の改訂点（ファームウェアのみ。アプリは rev.39、音声は rev.40 のまま）: M5キャリコンの「SRパタコン接続待ち」の画面で、B ボタンで音声の音量を下げ、C ボタンで上げられるようにした（C は短く押して離したとき。長押しは従来どおり WiFi 設定ポータル）。音量は 1〜10 の 10 段階（段階 × 25 を M5.Speaker の音量にする）で、変えるたびにその音量で短く鳴らし、端でそれ以上変えられないときは低い音を鳴らす。セットした音量は NVS（キー vol）に保存し、電源を切っても残す。保存がないときは 8（= 200。それまでの VOICE_VOLUME と同じ）。画面には音量のバーと「n/10」を出し、Core2 は画面の下のボタンの位置に合わせて「A 空通し」「B 音量－」「C 音量＋」を出す。CoreS3 は下のタッチボタンの名前を「B 音量－」「C 音量＋」に切り替える。接続待ちの間は B で開始側を切り替えない（つないだあと、本体の A で空通しを始めたあとは従来どおり）（6.9.5・6.9.6・6.9.7）。rev.40 の改訂点（音声とファームの文言のみ。アプリは rev.39 のまま）: 音声ガイドの WAV 22 個を、VOICEVOX の男性の声「青山龍星（ノーマル）」で作り直した（それまでは Open JTalk）。05・19 は「SRパタコン」と読み（「エスアールパタコン」）、空通しは「からどおし」と読む（ユーザー辞書で補う）。M5 の小さいスピーカーでは低音が出ないので 120 Hz 以下を落とし、ピーク −1 dB にそろえた。KnitCtrl_M5.ino は VOICE_TEXT の 05・19 の文を「SRパタコン」にしただけで、処理は変えていない。生成した音声を使うときは「VOICEVOX:青山龍星」とクレジットを記載する（6.9.6）。rev.39 の改訂点（アプリのみ。M5キャリコンは rev.38 のまま）: 編み機コントロールのキャリッジ表示で、キャリッジを実際にいる側に置き、矢印をそこから動かす向きへ出すようにした。右へ動かす指示はベッドの左側に置いたキャリッジと右矢印、左へ動かす指示は右側のキャリッジと左矢印になる。動いている間は左右の端へ飛ばさず、動き出した位置から今のトラバースで数えた針の分だけ進め（機器が針位置を合わせられていればその位置）、描く位置をなめらかに移す（useGlide）。以前は動き出した瞬間にキャリッジが行き先の端に描かれ、針位置が分かると途中へ戻るなど、左右へ飛んでいた。空通しの往路で動いたあと止まったときは「左端まで来たら右へ戻す」と戻る向きの矢印を、復路で動いたあと止まったときは「判定中…」を出す（5.5）。rev.38 の改訂点（ファームウェアのみ。アプリは rev.37 のまま）: M5キャリコンの LCD で、パターン表示を画面の下 1/3（Core2 は 80px。CoreS3 は下のタッチボタンを除いて 56px）にし、案内の領域を 142px に広げた。編み込み中は、今のデザイン段を 3 倍の黄色の数字で「段 14/40」のように大きく出し、パスは右上の糸色見本（その糸の色で塗る）に「パス 色n」と 3 倍の「p/P」で出す。段数が多く入りきらないとき（1000 段など）は今の段を 2 倍にする。表示専用のときも段を同じく大きく出す（6.7・6.9.5）。rev.37 の改訂点: rev.36 で入れたネットワーク障害時の自動再接続（10 回）と「再接続中」「ネットワーク障害」の表示、応答途絶の監視（6 秒）、STATUS の 2 秒ごとの送信と READY の [2] を取りやめた（糸処理などの待ち時間に再接続を促す表示が出て紛らわしいため）。M5Stack によるキャリッジコントローラー（KnitCtrl_M5。以下「M5キャリコン」）を「SRパタコン接続待ち」の画面にするのは、空通し等の待機中に SRパタコンの「切断」（BYE）で切ったときと、本体の A・C ボタンの同時長押しで切ったときだけにした。BYE なしで切れたとき（ネットワーク等）は画面を変えない（送信中なら従来どおり編み込みを止める）。本体の A・C ボタンを同時に 2 秒押すと、SRパタコンへ切断要求（0x85）を送ってリンクを切る。SRパタコンは切断要求を受けると BYE を返して閉じ、編み機コントロールを閉じてパターン表示モードに戻る。A ボタンは離したときに働くようにした（C と同時に押したときは働かない）（6.2・6.3.4・6.5.2・6.9.5・6.9.7・7.4）。rev.36 の改訂点（rev.37 で一部取り下げ）: SRパタコンの「切断」・閉じる・ページを離れるときに、閉じる直前に BYE（0x05）を送るようにした。あわせて入れたネットワーク障害時の自動再接続と表示は rev.37 で取りやめた。rev.35 の改訂点（ファームウェアのみ。アプリは rev.34 のまま）: M5 で、空通し待ちの間に SRパタコンとの接続が切れたら「SRパタコン接続待ち」の画面にするようにした。画面には「空通しの途中で切断（接続後に続けます）」と出し、まだ鳴らしていない置き場所の案内は捨てる。つなぎ直すと空通し待ちの案内に戻り、置き場所の音声をもう一度鳴らす。往路・復路の途中で切れたときは空通しを続け、終わったら（完了・不一致とも）接続待ちの画面にする。本体の A・B ボタンで始めた空通しは、アプリなしでも案内を出す（6.9.5）。rev.34 の改訂点: キャリッジシミュレータとつないで空通しすると、カーソルは 1 つなのに「カーソルが2つ以上あります」で一致しない不具合を直した。Core2 で ND1 と CCP の端がほぼ同時に来ると、ESP32 の割り込みは CCP（G13）を ND1（G36）より先に呼ぶため、isrCcp がレベルで数えたパルスに isrNd1 があとから印を付け、次の CCP で同じパルスをもう一度数えていた。直前の CCP で L を見たパルスには isrNd1 で印を付けないようにした（6.9.2）。空通しで検知したカーソルを STATUS（40 バイト）で知らせ、編み機コントロールのキャリッジ欄に、往路・復路それぞれ最初に検知したカーソルを 0 とした残りのカーソルの位置（進行方向へ何目あとか）を出すようにした（5.5 / 6.3.6 / 6.9.3）。機器の LCD の「パタコン」を「SRパタコン」にした（6.9.5）。rev.33 の改訂点: コントロール段の空通しの開始側の並びを、編み機と同じ「左端｜右端」（左のボタンが左端）にした（5.5）。M5 本体の電源を M-Bus の 5V からインタフェース基板と共有で受けるようにし、本体から M-Bus へ 5V を出す回路を起動時に切るようにした（MBUS_5V_INPUT、M5Unified の cfg.output_power = false。6.9.1 / 6.9.7）。rev.32 の改訂点: 編み機コントロールのコントロール段（スタートの左）に空通しボタンと開始側（右端／左端）を常に出すようにした。ポイントカムとカーソルの相対位置がアプリと機器に入っていない（空通しが済んでいない）あいだはスタートを押せず、空通しが済むと押せる。未接続のときもスタートを押せない。送信中は空通しを押せず、ストップすると押せて位置を設定し直せる。パターンの上にキャリッジ表示を置き、次に編む段を大きく出し、編み機のベッドの絵でキャリッジが左端／右端のどちらにあるか、右から左／左から右のどちらへ動かすかを矢印で示し、ポイントカム（PC1..）・選針区間・カーソルも並べる（5.5）。STATUS を 28 バイトにし、キャリッジの針位置を加えた（6.3.6）。あわせて、Arduino IDE でコンパイルすると「'Snap' does not name a type」で止まる不具合を直した。IDE が関数の宣言（プロトタイプ）を最初の関数の前へ自動で入れるため、その位置より後ろで定義していた構造体 Snap が宣言の時点で未定義になっていた。Snap を型定義の位置へ移した（9.2）。対象の機種を M5Stack Core2 と CoreS3（CoreS3 Lite・SE を含む）にし、Basic／Gray の対応をやめた。CoreS3 のピン（M5-Bus 16・15・21・4・22 = G17・G18・G6・G8・G7）と、A・B・C のボタンがない CoreS3 のための画面下のタッチボタンを加えた（6.9.1 / 6.9.7）。機器の LCD に、空通し待ちより前の段階として「パタコン接続待ち」を出すようにした（6.9.5）。rev.31 の改訂点: KnitCtrl_M5.ino を、M5Stack Core2 でシルバーリード電子キャリッジを実際に選針制御するファームウェアにした。最初に空通し（往復）でポイントカムとカーソルの位置を CCP のカウントで求め、往復で一致したら、カーソルを基準にした針位置で選針区間にパターンを出す。キャリッジの置き場所・動かす向き・段とパス・目数を LCD（日本語）と音声で案内し、パスを編み終えたら ACK を返す（6.9）。プロトコルを v3 とし、空通しを始める CALIB（0x04）、状態を知らせる STATUS（0x84）、空通し前の ROW_DATA を断る NAK code 4 を加えた（6.2 / 6.3.4〜6.3.6）。アプリの編み機コントロールにキャリッジ欄（空通しの開始側 右端／左端・空通し・キャリッジの位置と次に動かす向き・空通しの結果）を加え、v3 の機器では空通しが済むまでスタートできないようにした（5.5）。模擬サーバも空通しを返す（6.6）。音声ガイドの WAV 22 個を添付した（6.9.6）。rev.30 の改訂点: ヘッダーのアプリ名「SRパタコン」を白地に黒、その脇の版表示を黒地に白にした（9.3）。rev.29 の改訂点: ヘッダーの「SRパタコン」の脇の版表記を、見やすいチップ（「rev.29」）にした。ツールチップに版の日付（APP_DATE）と対応するファイル形式を出し、ブラウザのタブ名も「SRパタコン rev.29」にした（9.3）。rev.28 の改訂点: パターン集ファイルと現在のパターンの JSON に、ファイル形式の版（version）の確認を入れた。現在のパターンの JSON にも種類（format）・版・保存したアプリ（app）・保存日時を書く。保存は中身に必要な最も低い版で書き、読み込みでは版の無いファイルを v1 とし、このアプリより新しい版は理由を出して読まない。a を外した印を含むファイルを v2 とした（4.4.8 / 付録A）。rev.27 の改訂点: メニューの「パターン読み込み(SRテキスト)」のすぐ下に「現在のパターンをSRテキストで保存」を加えた。パターン集の内容に関係なく、編集中のパターン1件を SR00000 として knit-pattern-SR.txt に書き出す（4.4.3）。rev.26 の改訂点: パターンを編集したら「パターン集に追加」ボタンを緑にしてパターン集への登録を促し、パターン集に追加したら「パターン集を保存」ボタンを青にして保存を促すようにした（4.4.6）。rev.25 の改訂点: パレットのスウォッチをペンで長押ししてもカラー変更バーが開かなかった不具合を直した。押した瞬間にポインタをキャプチャしてペン先のぶれで取り消さないようにし、ブラウザや OS がペンのジェスチャとして横取り（pointercancel）しても長押しを続け、ペン・指の長押しで出る右クリック（contextmenu）もカラー変更バーを開く扱いにした（3.6）。rev.24 の改訂点: 編み機への転送と U-BOX・PC10 への書き出しでは、多色の色1パスに必ず aビット（&lt;）を付けて出すようにした。編集画面で a を外した印（CTRL_A_OFF）は画面の表示だけに効く。U-BOX・PC10 の読み込みで a の無い段に印を付ける処理はやめた（4.2.4 / 付録A）。rev.23 の改訂点: 多色の色1パスの aビット（指示記号 &lt;）も編集できるようにした。既定では従来どおり a を出し、外した段は control の bit4（CTRL_A_OFF）に印を立てて記録する。印は書き出し・転送では出さず（出すのは下位4bitだけ）、パターン集ファイルと JSON には印ごと保存する。U-BOX・PC10 の読み込みでは、色1パスに a が無い段に印を付けて取り込む（2.2 / 4.2.4 / 4.4.6 / 付録A）。rev.22 の改訂点: 編集モードで制御ビット・ブザーをマークできなかった不具合を直した（初期ツールのセル選択では制御マスを無効にしていたこと、多色の既定が編集できない「制御ビット表示モード」だったことが原因）。制御マスはどのツールでも編集できる。制御ビットのドロップリストは、2色では無効（色1パスに固定）、多色（n色）では色1パス〜色(n−1)パスとし、地色の色nパスと「制御ビット表示モード」は選択肢から外した。選んだ色パスのブザーと制御ビットだけを表示し、そのパスを編集する（4.2.4 / 付録A）。rev.21 の改訂点: 「選択・配置」パレットの段・目を足すボタンを、足す側を選べる 段↑+（上）・段↓+（下）・目←+（左）・目→+（右）にした。選択範囲があればその隣に選択の段数・目数ぶん、無ければ図案の端に1本足す。どちら側に足すのか分かりにくかった「段+」「目+」と、rev.20 の ←+・→+・↑+・↓+ は削除した。段−・目− は従来どおり（3.3 / 3.4 / 付録A）。rev.20 の改訂点: 「選択・配置」パレットに、図案の端へ1目・1段を足すボタン ←+（左端）・→+（右端）・↑+（最上段の上）・↓+（最下段の下）を加えた。選択範囲と配置中のゴーストは消さずに図案と一緒にずらす。あわせて、配置中の Enter が直前に押したボタンまで押し直してしまう不具合を直した（3.3 / 3.4 / 付録A）。rev.19 の改訂点: パターン集からのコピーで、コピー元と貼り先の色数（色パス数）が違うときは警告し、コピーしないようにした。先に貼り先の「色数」を合わせてもらう（自動では変えない）。ペーストと確定の時点でも同じ確認をする（4.4.7 / 付録A）。rev.18 の改訂点: 編集モードで、パターン集のパターンをコピーして図案の上に置き、位置を決めて貼り付けられるようにした。目数・段数の外（右端の右・最上段の上）へはみ出して貼るときは警告し、目数・段数を広げてから貼る（広げずに切り捨てることもできる）。配置中は図案の上と右に配置余白を出し、はみ出した部分も見えるようにした。編集モードではパターン集の「読込」を「コピー」とし、「DAT」と「削除」を無効にした（3.3 / 3.7 / 4.4.7 / 付録A）。rev.17 の改訂点: ペンツールのマークを入力の種類で分けた。タッチペン・マウスは1タップでマークし、ダブルタップが要るのは指だけにした。指のダブルタップは同じマスを必須とせず、1タップ目の押下位置から24ピクセル以内なら成立させ、マークは1タップ目のマスに付ける。判定時間は500msにした（タッチペンでダブルタップすると、ペン先のわずかなずれで2タップ目が隣のマスに入り、ダブルタップと認識されなかったため）（1.3 / 3.2）。rev.16 の改訂点: SRDS一式のZIPのファイル名を SRDS.zip に固定した（日付入りの SRDS.zip はどれをカードへ入れたのか分からなくなり混乱のもとになったため）（4.3.7 / 4.2 / 付録A）。rev.15 の改訂点: ペンでマスをマークする操作をダブルタップに変えた（タブレットで手やそでが触れてもマークされないようにするため）。1タップ目では描かず、長押しで地色に戻す操作は1タップ目からできる（3.2 / 付録A）。rev.14 の改訂点: パターン集ファイルにメモを持たせた。保存名ダイアログでメモを入力・編集し、ファイルへ書き出して読み戻し、パターン集ウィンドウではファイル名の下に表示する（4.4.6 / 付録A）。rev.13 の改訂点: カラー変更バーの「適用」（テキスト入力の Enter も同じ）で色を確定したら、バーを閉じるようにした（3.6）。rev.12 の改訂点: パレット窓のカラー変更バーを開閉式にし、スウォッチの長押しか見出しの「色」ボタンで下部に開くようにした。一括置換と全マス地色戻しもバーの中へ移した（3.6）。rev.11 の改訂点: ツールバーの「元に戻す」「やり直し」をセル選択の左へ移した（3.2）。</w:t>
       </w:r>
     </w:p>
     <w:sectPr>
